--- a/output/docs/DDS_47_51_ПЭ3.docx
+++ b/output/docs/DDS_47_51_ПЭ3.docx
@@ -2346,7 +2346,7 @@
               <w:rPr>
                 <w:sz w:val="24"/>
               </w:rPr>
-              <w:t>C46</w:t>
+              <w:t>C46, C47</w:t>
             </w:r>
           </w:p>
         </w:tc>
@@ -2398,7 +2398,7 @@
               <w:rPr>
                 <w:sz w:val="24"/>
               </w:rPr>
-              <w:t>1</w:t>
+              <w:t>2</w:t>
             </w:r>
           </w:p>
         </w:tc>
@@ -2468,7 +2468,7 @@
               <w:rPr>
                 <w:sz w:val="24"/>
               </w:rPr>
-              <w:t>C47</w:t>
+              <w:t>C48</w:t>
             </w:r>
           </w:p>
         </w:tc>
@@ -2590,7 +2590,7 @@
               <w:rPr>
                 <w:sz w:val="24"/>
               </w:rPr>
-              <w:t>C48</w:t>
+              <w:t>C49</w:t>
             </w:r>
           </w:p>
         </w:tc>
@@ -2616,7 +2616,7 @@
               <w:rPr>
                 <w:sz w:val="24"/>
               </w:rPr>
-              <w:t>1206 – X7R – 10 В – 22 мкФ</w:t>
+              <w:t>0603 – X7R – 50 В – 0,22 мкФ</w:t>
             </w:r>
           </w:p>
         </w:tc>
@@ -2712,7 +2712,7 @@
               <w:rPr>
                 <w:sz w:val="24"/>
               </w:rPr>
-              <w:t>C49</w:t>
+              <w:t>C50, C51</w:t>
             </w:r>
           </w:p>
         </w:tc>
@@ -2738,7 +2738,7 @@
               <w:rPr>
                 <w:sz w:val="24"/>
               </w:rPr>
-              <w:t>1206 – X7R – 25 В – 10 мкФ</w:t>
+              <w:t>0603 – X7R – 50 В – 0,1 мкФ</w:t>
             </w:r>
           </w:p>
         </w:tc>
@@ -2764,7 +2764,7 @@
               <w:rPr>
                 <w:sz w:val="24"/>
               </w:rPr>
-              <w:t>1</w:t>
+              <w:t>2</w:t>
             </w:r>
           </w:p>
         </w:tc>
@@ -2834,7 +2834,7 @@
               <w:rPr>
                 <w:sz w:val="24"/>
               </w:rPr>
-              <w:t>C50</w:t>
+              <w:t>C52</w:t>
             </w:r>
           </w:p>
         </w:tc>
@@ -2860,7 +2860,7 @@
               <w:rPr>
                 <w:sz w:val="24"/>
               </w:rPr>
-              <w:t>0603 – X7R – 50 В – 0,1 мкФ</w:t>
+              <w:t>1206 – X7R – 10 В – 22 мкФ</w:t>
             </w:r>
           </w:p>
         </w:tc>
@@ -2956,7 +2956,7 @@
               <w:rPr>
                 <w:sz w:val="24"/>
               </w:rPr>
-              <w:t>C51</w:t>
+              <w:t>C53</w:t>
             </w:r>
           </w:p>
         </w:tc>
@@ -2982,7 +2982,7 @@
               <w:rPr>
                 <w:sz w:val="24"/>
               </w:rPr>
-              <w:t>1206 – X7R – 10 В – 22 мкФ</w:t>
+              <w:t>К53-65 – 10 В – 100 мкФ ±20 %</w:t>
             </w:r>
           </w:p>
         </w:tc>
@@ -3030,6 +3030,12 @@
                 <w:sz w:val="24"/>
               </w:rPr>
             </w:pPr>
+            <w:r>
+              <w:rPr>
+                <w:sz w:val="20"/>
+              </w:rPr>
+              <w:t>Типоразм. уточн.</w:t>
+            </w:r>
           </w:p>
         </w:tc>
       </w:tr>
@@ -3078,7 +3084,7 @@
               <w:rPr>
                 <w:sz w:val="24"/>
               </w:rPr>
-              <w:t>C52</w:t>
+              <w:t>C54</w:t>
             </w:r>
           </w:p>
         </w:tc>
@@ -3104,7 +3110,7 @@
               <w:rPr>
                 <w:sz w:val="24"/>
               </w:rPr>
-              <w:t>1206 – X7R – 25 В – 10 мкФ</w:t>
+              <w:t>0603 – X7R – 50 В – 0,1 мкФ</w:t>
             </w:r>
           </w:p>
         </w:tc>
@@ -3200,7 +3206,7 @@
               <w:rPr>
                 <w:sz w:val="24"/>
               </w:rPr>
-              <w:t>C53</w:t>
+              <w:t>C55, C56</w:t>
             </w:r>
           </w:p>
         </w:tc>
@@ -3226,7 +3232,7 @@
               <w:rPr>
                 <w:sz w:val="24"/>
               </w:rPr>
-              <w:t>0603 – X7R – 50 В – 0,1 мкФ</w:t>
+              <w:t>0603 – X7R – 16 В – 1 мкФ</w:t>
             </w:r>
           </w:p>
         </w:tc>
@@ -3252,7 +3258,7 @@
               <w:rPr>
                 <w:sz w:val="24"/>
               </w:rPr>
-              <w:t>1</w:t>
+              <w:t>2</w:t>
             </w:r>
           </w:p>
         </w:tc>
@@ -3322,7 +3328,7 @@
               <w:rPr>
                 <w:sz w:val="24"/>
               </w:rPr>
-              <w:t>C54</w:t>
+              <w:t>C57, C58</w:t>
             </w:r>
           </w:p>
         </w:tc>
@@ -3348,7 +3354,7 @@
               <w:rPr>
                 <w:sz w:val="24"/>
               </w:rPr>
-              <w:t>1206 – X7R – 10 В – 22 мкФ</w:t>
+              <w:t>К53-65 – 10 В – 10 мкФ ±20 %</w:t>
             </w:r>
           </w:p>
         </w:tc>
@@ -3374,7 +3380,7 @@
               <w:rPr>
                 <w:sz w:val="24"/>
               </w:rPr>
-              <w:t>1</w:t>
+              <w:t>2</w:t>
             </w:r>
           </w:p>
         </w:tc>
@@ -3396,6 +3402,12 @@
                 <w:sz w:val="24"/>
               </w:rPr>
             </w:pPr>
+            <w:r>
+              <w:rPr>
+                <w:sz w:val="20"/>
+              </w:rPr>
+              <w:t>Типоразм. уточн.</w:t>
+            </w:r>
           </w:p>
         </w:tc>
       </w:tr>
@@ -3440,6 +3452,12 @@
                 <w:sz w:val="24"/>
               </w:rPr>
             </w:pPr>
+            <w:r>
+              <w:rPr>
+                <w:sz w:val="24"/>
+              </w:rPr>
+              <w:t>C59, C60</w:t>
+            </w:r>
           </w:p>
         </w:tc>
         <w:tc>
@@ -3460,6 +3478,12 @@
                 <w:sz w:val="24"/>
               </w:rPr>
             </w:pPr>
+            <w:r>
+              <w:rPr>
+                <w:sz w:val="24"/>
+              </w:rPr>
+              <w:t>0603 – X7R – 50 В – 0,1 мкФ</w:t>
+            </w:r>
           </w:p>
         </w:tc>
         <w:tc>
@@ -3480,6 +3504,12 @@
                 <w:sz w:val="24"/>
               </w:rPr>
             </w:pPr>
+            <w:r>
+              <w:rPr>
+                <w:sz w:val="24"/>
+              </w:rPr>
+              <w:t>2</w:t>
+            </w:r>
           </w:p>
         </w:tc>
         <w:tc>
@@ -3560,17 +3590,10 @@
             <w:pPr>
               <w:spacing w:line="360" w:lineRule="auto"/>
               <w:ind w:left="255"/>
-              <w:jc w:val="center"/>
-              <w:rPr>
-                <w:sz w:val="24"/>
-              </w:rPr>
-            </w:pPr>
-            <w:r>
-              <w:rPr>
-                <w:sz w:val="24"/>
-              </w:rPr>
-              <w:t>Микросхемы</w:t>
-            </w:r>
+              <w:rPr>
+                <w:sz w:val="24"/>
+              </w:rPr>
+            </w:pPr>
           </w:p>
         </w:tc>
         <w:tc>
@@ -3655,12 +3678,6 @@
                 <w:sz w:val="24"/>
               </w:rPr>
             </w:pPr>
-            <w:r>
-              <w:rPr>
-                <w:sz w:val="24"/>
-              </w:rPr>
-              <w:t>D1</w:t>
-            </w:r>
           </w:p>
         </w:tc>
         <w:tc>
@@ -3677,15 +3694,16 @@
             <w:pPr>
               <w:spacing w:line="360" w:lineRule="auto"/>
               <w:ind w:left="255"/>
-              <w:rPr>
-                <w:sz w:val="24"/>
-              </w:rPr>
-            </w:pPr>
-            <w:r>
-              <w:rPr>
-                <w:sz w:val="24"/>
-              </w:rPr>
-              <w:t>1508ПЛ8Т АЕЯР.431320.596ТУ</w:t>
+              <w:jc w:val="center"/>
+              <w:rPr>
+                <w:sz w:val="24"/>
+              </w:rPr>
+            </w:pPr>
+            <w:r>
+              <w:rPr>
+                <w:sz w:val="24"/>
+              </w:rPr>
+              <w:t>Микросхемы</w:t>
             </w:r>
           </w:p>
         </w:tc>
@@ -3707,12 +3725,6 @@
                 <w:sz w:val="24"/>
               </w:rPr>
             </w:pPr>
-            <w:r>
-              <w:rPr>
-                <w:sz w:val="24"/>
-              </w:rPr>
-              <w:t>1</w:t>
-            </w:r>
           </w:p>
         </w:tc>
         <w:tc>
@@ -3781,7 +3793,7 @@
               <w:rPr>
                 <w:sz w:val="24"/>
               </w:rPr>
-              <w:t>D2</w:t>
+              <w:t>D1</w:t>
             </w:r>
           </w:p>
         </w:tc>
@@ -3807,7 +3819,7 @@
               <w:rPr>
                 <w:sz w:val="24"/>
               </w:rPr>
-              <w:t>1887ВЕ7Т АЕЯР.431280.910ТУ</w:t>
+              <w:t>1508ПЛ8Т АЕЯР.431320.596ТУ</w:t>
             </w:r>
           </w:p>
         </w:tc>
@@ -3855,12 +3867,6 @@
                 <w:sz w:val="24"/>
               </w:rPr>
             </w:pPr>
-            <w:r>
-              <w:rPr>
-                <w:sz w:val="20"/>
-              </w:rPr>
-              <w:t>Корпус 4203.64-2</w:t>
-            </w:r>
           </w:p>
         </w:tc>
       </w:tr>
@@ -3909,7 +3915,7 @@
               <w:rPr>
                 <w:sz w:val="24"/>
               </w:rPr>
-              <w:t>D3</w:t>
+              <w:t>D2</w:t>
             </w:r>
           </w:p>
         </w:tc>
@@ -3935,7 +3941,7 @@
               <w:rPr>
                 <w:sz w:val="24"/>
               </w:rPr>
-              <w:t>SN74LVC125APWR (Texas Instruments)</w:t>
+              <w:t>1887ВЕ7Т АЕЯР.431280.910ТУ</w:t>
             </w:r>
           </w:p>
         </w:tc>
@@ -3983,6 +3989,12 @@
                 <w:sz w:val="24"/>
               </w:rPr>
             </w:pPr>
+            <w:r>
+              <w:rPr>
+                <w:sz w:val="20"/>
+              </w:rPr>
+              <w:t>Корпус 4203.64-2</w:t>
+            </w:r>
           </w:p>
         </w:tc>
       </w:tr>
@@ -4031,7 +4043,7 @@
               <w:rPr>
                 <w:sz w:val="24"/>
               </w:rPr>
-              <w:t>D4</w:t>
+              <w:t>D3</w:t>
             </w:r>
           </w:p>
         </w:tc>
@@ -4057,7 +4069,7 @@
               <w:rPr>
                 <w:sz w:val="24"/>
               </w:rPr>
-              <w:t>SN74AHCT1G125DBVR (Texas Instruments)</w:t>
+              <w:t>1564АП3У2 ЭП АЕЯР.431200.424-19ТУ</w:t>
             </w:r>
           </w:p>
         </w:tc>
@@ -4105,6 +4117,12 @@
                 <w:sz w:val="24"/>
               </w:rPr>
             </w:pPr>
+            <w:r>
+              <w:rPr>
+                <w:sz w:val="20"/>
+              </w:rPr>
+              <w:t>Корпус уточн.</w:t>
+            </w:r>
           </w:p>
         </w:tc>
       </w:tr>
@@ -4153,7 +4171,7 @@
               <w:rPr>
                 <w:sz w:val="24"/>
               </w:rPr>
-              <w:t>D5</w:t>
+              <w:t>D4</w:t>
             </w:r>
           </w:p>
         </w:tc>
@@ -4179,7 +4197,7 @@
               <w:rPr>
                 <w:sz w:val="24"/>
               </w:rPr>
-              <w:t>TPS62163DSGR (Texas Instruments)</w:t>
+              <w:t>1594ТЛ2Т</w:t>
             </w:r>
           </w:p>
         </w:tc>
@@ -4227,6 +4245,12 @@
                 <w:sz w:val="24"/>
               </w:rPr>
             </w:pPr>
+            <w:r>
+              <w:rPr>
+                <w:sz w:val="20"/>
+              </w:rPr>
+              <w:t>ТУ, корпус уточн.</w:t>
+            </w:r>
           </w:p>
         </w:tc>
       </w:tr>
@@ -4275,7 +4299,7 @@
               <w:rPr>
                 <w:sz w:val="24"/>
               </w:rPr>
-              <w:t>D6</w:t>
+              <w:t>D5</w:t>
             </w:r>
           </w:p>
         </w:tc>
@@ -4301,7 +4325,7 @@
               <w:rPr>
                 <w:sz w:val="24"/>
               </w:rPr>
-              <w:t>TPS62162DSGR (Texas Instruments)</w:t>
+              <w:t>1393ЕУ014 АЕНВ.431420.153ТУ</w:t>
             </w:r>
           </w:p>
         </w:tc>
@@ -4349,6 +4373,12 @@
                 <w:sz w:val="24"/>
               </w:rPr>
             </w:pPr>
+            <w:r>
+              <w:rPr>
+                <w:sz w:val="20"/>
+              </w:rPr>
+              <w:t>Корпус уточн.</w:t>
+            </w:r>
           </w:p>
         </w:tc>
       </w:tr>
@@ -4397,7 +4427,7 @@
               <w:rPr>
                 <w:sz w:val="24"/>
               </w:rPr>
-              <w:t>D7</w:t>
+              <w:t>D6</w:t>
             </w:r>
           </w:p>
         </w:tc>
@@ -4423,7 +4453,7 @@
               <w:rPr>
                 <w:sz w:val="24"/>
               </w:rPr>
-              <w:t>TPS62161DSGR (Texas Instruments)</w:t>
+              <w:t>1158ЕН3.3ВХ АЕЯР.431420.773ТУ</w:t>
             </w:r>
           </w:p>
         </w:tc>
@@ -4471,6 +4501,12 @@
                 <w:sz w:val="24"/>
               </w:rPr>
             </w:pPr>
+            <w:r>
+              <w:rPr>
+                <w:sz w:val="20"/>
+              </w:rPr>
+              <w:t>Корпус уточн.</w:t>
+            </w:r>
           </w:p>
         </w:tc>
       </w:tr>
@@ -4515,6 +4551,12 @@
                 <w:sz w:val="24"/>
               </w:rPr>
             </w:pPr>
+            <w:r>
+              <w:rPr>
+                <w:sz w:val="24"/>
+              </w:rPr>
+              <w:t>D7</w:t>
+            </w:r>
           </w:p>
         </w:tc>
         <w:tc>
@@ -4535,6 +4577,12 @@
                 <w:sz w:val="24"/>
               </w:rPr>
             </w:pPr>
+            <w:r>
+              <w:rPr>
+                <w:sz w:val="24"/>
+              </w:rPr>
+              <w:t>1325ЕН1.8У</w:t>
+            </w:r>
           </w:p>
         </w:tc>
         <w:tc>
@@ -4555,6 +4603,12 @@
                 <w:sz w:val="24"/>
               </w:rPr>
             </w:pPr>
+            <w:r>
+              <w:rPr>
+                <w:sz w:val="24"/>
+              </w:rPr>
+              <w:t>1</w:t>
+            </w:r>
           </w:p>
         </w:tc>
         <w:tc>
@@ -4575,6 +4629,12 @@
                 <w:sz w:val="24"/>
               </w:rPr>
             </w:pPr>
+            <w:r>
+              <w:rPr>
+                <w:sz w:val="20"/>
+              </w:rPr>
+              <w:t>ТУ, корпус уточн.</w:t>
+            </w:r>
           </w:p>
         </w:tc>
       </w:tr>
@@ -4619,12 +4679,6 @@
                 <w:sz w:val="24"/>
               </w:rPr>
             </w:pPr>
-            <w:r>
-              <w:rPr>
-                <w:sz w:val="24"/>
-              </w:rPr>
-              <w:t>F1</w:t>
-            </w:r>
           </w:p>
         </w:tc>
         <w:tc>
@@ -4645,12 +4699,6 @@
                 <w:sz w:val="24"/>
               </w:rPr>
             </w:pPr>
-            <w:r>
-              <w:rPr>
-                <w:sz w:val="24"/>
-              </w:rPr>
-              <w:t>Предохранитель 1206 – 0,5 А</w:t>
-            </w:r>
           </w:p>
         </w:tc>
         <w:tc>
@@ -4671,12 +4719,6 @@
                 <w:sz w:val="24"/>
               </w:rPr>
             </w:pPr>
-            <w:r>
-              <w:rPr>
-                <w:sz w:val="24"/>
-              </w:rPr>
-              <w:t>1</w:t>
-            </w:r>
           </w:p>
         </w:tc>
         <w:tc>
@@ -4741,6 +4783,12 @@
                 <w:sz w:val="24"/>
               </w:rPr>
             </w:pPr>
+            <w:r>
+              <w:rPr>
+                <w:sz w:val="24"/>
+              </w:rPr>
+              <w:t>F1</w:t>
+            </w:r>
           </w:p>
         </w:tc>
         <w:tc>
@@ -4761,6 +4809,12 @@
                 <w:sz w:val="24"/>
               </w:rPr>
             </w:pPr>
+            <w:r>
+              <w:rPr>
+                <w:sz w:val="24"/>
+              </w:rPr>
+              <w:t>Предохранитель 1206 – 0,5 А</w:t>
+            </w:r>
           </w:p>
         </w:tc>
         <w:tc>
@@ -4781,6 +4835,12 @@
                 <w:sz w:val="24"/>
               </w:rPr>
             </w:pPr>
+            <w:r>
+              <w:rPr>
+                <w:sz w:val="24"/>
+              </w:rPr>
+              <w:t>1</w:t>
+            </w:r>
           </w:p>
         </w:tc>
         <w:tc>
@@ -4845,12 +4905,6 @@
                 <w:sz w:val="24"/>
               </w:rPr>
             </w:pPr>
-            <w:r>
-              <w:rPr>
-                <w:sz w:val="24"/>
-              </w:rPr>
-              <w:t>G1</w:t>
-            </w:r>
           </w:p>
         </w:tc>
         <w:tc>
@@ -4871,12 +4925,6 @@
                 <w:sz w:val="24"/>
               </w:rPr>
             </w:pPr>
-            <w:r>
-              <w:rPr>
-                <w:sz w:val="24"/>
-              </w:rPr>
-              <w:t>Генератор ГК361-ТК-02 (480 МГц, LVDS)</w:t>
-            </w:r>
           </w:p>
         </w:tc>
         <w:tc>
@@ -4897,12 +4945,6 @@
                 <w:sz w:val="24"/>
               </w:rPr>
             </w:pPr>
-            <w:r>
-              <w:rPr>
-                <w:sz w:val="24"/>
-              </w:rPr>
-              <w:t>1</w:t>
-            </w:r>
           </w:p>
         </w:tc>
         <w:tc>
@@ -4923,12 +4965,6 @@
                 <w:sz w:val="24"/>
               </w:rPr>
             </w:pPr>
-            <w:r>
-              <w:rPr>
-                <w:sz w:val="20"/>
-              </w:rPr>
-              <w:t>Не устанавл. Не подтвержд.</w:t>
-            </w:r>
           </w:p>
         </w:tc>
       </w:tr>
@@ -4973,6 +5009,12 @@
                 <w:sz w:val="24"/>
               </w:rPr>
             </w:pPr>
+            <w:r>
+              <w:rPr>
+                <w:sz w:val="24"/>
+              </w:rPr>
+              <w:t>G1</w:t>
+            </w:r>
           </w:p>
         </w:tc>
         <w:tc>
@@ -4993,6 +5035,12 @@
                 <w:sz w:val="24"/>
               </w:rPr>
             </w:pPr>
+            <w:r>
+              <w:rPr>
+                <w:sz w:val="24"/>
+              </w:rPr>
+              <w:t>Генератор ГК361-ТК-02 (480 МГц, LVDS)</w:t>
+            </w:r>
           </w:p>
         </w:tc>
         <w:tc>
@@ -5013,6 +5061,12 @@
                 <w:sz w:val="24"/>
               </w:rPr>
             </w:pPr>
+            <w:r>
+              <w:rPr>
+                <w:sz w:val="24"/>
+              </w:rPr>
+              <w:t>1</w:t>
+            </w:r>
           </w:p>
         </w:tc>
         <w:tc>
@@ -5033,6 +5087,12 @@
                 <w:sz w:val="24"/>
               </w:rPr>
             </w:pPr>
+            <w:r>
+              <w:rPr>
+                <w:sz w:val="20"/>
+              </w:rPr>
+              <w:t>Не устанавл. Не подтвержд.</w:t>
+            </w:r>
           </w:p>
         </w:tc>
       </w:tr>
@@ -5093,17 +5153,10 @@
             <w:pPr>
               <w:spacing w:line="360" w:lineRule="auto"/>
               <w:ind w:left="255"/>
-              <w:jc w:val="center"/>
-              <w:rPr>
-                <w:sz w:val="24"/>
-              </w:rPr>
-            </w:pPr>
-            <w:r>
-              <w:rPr>
-                <w:sz w:val="24"/>
-              </w:rPr>
-              <w:t>Индуктивности</w:t>
-            </w:r>
+              <w:rPr>
+                <w:sz w:val="24"/>
+              </w:rPr>
+            </w:pPr>
           </w:p>
         </w:tc>
         <w:tc>
@@ -5188,12 +5241,6 @@
                 <w:sz w:val="24"/>
               </w:rPr>
             </w:pPr>
-            <w:r>
-              <w:rPr>
-                <w:sz w:val="24"/>
-              </w:rPr>
-              <w:t>L1</w:t>
-            </w:r>
           </w:p>
         </w:tc>
         <w:tc>
@@ -5210,15 +5257,16 @@
             <w:pPr>
               <w:spacing w:line="360" w:lineRule="auto"/>
               <w:ind w:left="255"/>
-              <w:rPr>
-                <w:sz w:val="24"/>
-              </w:rPr>
-            </w:pPr>
-            <w:r>
-              <w:rPr>
-                <w:sz w:val="24"/>
-              </w:rPr>
-              <w:t>0603 – 51 нГн ±2%, Q ≥ 30 (50 МГц)</w:t>
+              <w:jc w:val="center"/>
+              <w:rPr>
+                <w:sz w:val="24"/>
+              </w:rPr>
+            </w:pPr>
+            <w:r>
+              <w:rPr>
+                <w:sz w:val="24"/>
+              </w:rPr>
+              <w:t>Индуктивности</w:t>
             </w:r>
           </w:p>
         </w:tc>
@@ -5240,12 +5288,6 @@
                 <w:sz w:val="24"/>
               </w:rPr>
             </w:pPr>
-            <w:r>
-              <w:rPr>
-                <w:sz w:val="24"/>
-              </w:rPr>
-              <w:t>1</w:t>
-            </w:r>
           </w:p>
         </w:tc>
         <w:tc>
@@ -5314,7 +5356,7 @@
               <w:rPr>
                 <w:sz w:val="24"/>
               </w:rPr>
-              <w:t>L2–L4</w:t>
+              <w:t>L1</w:t>
             </w:r>
           </w:p>
         </w:tc>
@@ -5340,7 +5382,7 @@
               <w:rPr>
                 <w:sz w:val="24"/>
               </w:rPr>
-              <w:t>Фильтр помехоподавляющий 0603 – 600 Ом/100 МГц, Rdc ≤ 0,1 Ом, 1 А</w:t>
+              <w:t>0603 – 51 нГн ±2%, Q ≥ 30 (50 МГц)</w:t>
             </w:r>
           </w:p>
         </w:tc>
@@ -5366,7 +5408,7 @@
               <w:rPr>
                 <w:sz w:val="24"/>
               </w:rPr>
-              <w:t>3</w:t>
+              <w:t>1</w:t>
             </w:r>
           </w:p>
         </w:tc>
@@ -5436,7 +5478,7 @@
               <w:rPr>
                 <w:sz w:val="24"/>
               </w:rPr>
-              <w:t>L5, L6</w:t>
+              <w:t>L2–L4</w:t>
             </w:r>
           </w:p>
         </w:tc>
@@ -5462,7 +5504,7 @@
               <w:rPr>
                 <w:sz w:val="24"/>
               </w:rPr>
-              <w:t>0603 – 200 нГн ±2%, Q ≥ 30 (50 МГц)</w:t>
+              <w:t>Фильтр помехоподавляющий 0603 – 600 Ом/100 МГц, Rdc ≤ 0,1 Ом, 1 А</w:t>
             </w:r>
           </w:p>
         </w:tc>
@@ -5488,7 +5530,7 @@
               <w:rPr>
                 <w:sz w:val="24"/>
               </w:rPr>
-              <w:t>2</w:t>
+              <w:t>3</w:t>
             </w:r>
           </w:p>
         </w:tc>
@@ -5558,7 +5600,7 @@
               <w:rPr>
                 <w:sz w:val="24"/>
               </w:rPr>
-              <w:t>L7</w:t>
+              <w:t>L5, L6</w:t>
             </w:r>
           </w:p>
         </w:tc>
@@ -5584,7 +5626,7 @@
               <w:rPr>
                 <w:sz w:val="24"/>
               </w:rPr>
-              <w:t>0603 – 51 нГн ±2%, Q ≥ 30 (50 МГц)</w:t>
+              <w:t>0603 – 200 нГн ±2%, Q ≥ 30 (50 МГц)</w:t>
             </w:r>
           </w:p>
         </w:tc>
@@ -5610,7 +5652,7 @@
               <w:rPr>
                 <w:sz w:val="24"/>
               </w:rPr>
-              <w:t>1</w:t>
+              <w:t>2</w:t>
             </w:r>
           </w:p>
         </w:tc>
@@ -5680,7 +5722,7 @@
               <w:rPr>
                 <w:sz w:val="24"/>
               </w:rPr>
-              <w:t>L8–L10</w:t>
+              <w:t>L7</w:t>
             </w:r>
           </w:p>
         </w:tc>
@@ -5706,7 +5748,7 @@
               <w:rPr>
                 <w:sz w:val="24"/>
               </w:rPr>
-              <w:t>Дроссель 4020 – 2,2 мкГн, Iнас ≥ 1,5 А</w:t>
+              <w:t>0603 – 51 нГн ±2%, Q ≥ 30 (50 МГц)</w:t>
             </w:r>
           </w:p>
         </w:tc>
@@ -5732,7 +5774,7 @@
               <w:rPr>
                 <w:sz w:val="24"/>
               </w:rPr>
-              <w:t>3</w:t>
+              <w:t>1</w:t>
             </w:r>
           </w:p>
         </w:tc>
@@ -5798,6 +5840,12 @@
                 <w:sz w:val="24"/>
               </w:rPr>
             </w:pPr>
+            <w:r>
+              <w:rPr>
+                <w:sz w:val="24"/>
+              </w:rPr>
+              <w:t>L8</w:t>
+            </w:r>
           </w:p>
         </w:tc>
         <w:tc>
@@ -5818,6 +5866,12 @@
                 <w:sz w:val="24"/>
               </w:rPr>
             </w:pPr>
+            <w:r>
+              <w:rPr>
+                <w:sz w:val="24"/>
+              </w:rPr>
+              <w:t>Дроссель ИД1 – 56 мкГн, Iнас ≥ 1,6 А</w:t>
+            </w:r>
           </w:p>
         </w:tc>
         <w:tc>
@@ -5838,6 +5892,12 @@
                 <w:sz w:val="24"/>
               </w:rPr>
             </w:pPr>
+            <w:r>
+              <w:rPr>
+                <w:sz w:val="24"/>
+              </w:rPr>
+              <w:t>1</w:t>
+            </w:r>
           </w:p>
         </w:tc>
         <w:tc>
@@ -5858,6 +5918,12 @@
                 <w:sz w:val="24"/>
               </w:rPr>
             </w:pPr>
+            <w:r>
+              <w:rPr>
+                <w:sz w:val="20"/>
+              </w:rPr>
+              <w:t>Корпус уточн.</w:t>
+            </w:r>
           </w:p>
         </w:tc>
       </w:tr>
@@ -5918,17 +5984,10 @@
             <w:pPr>
               <w:spacing w:line="360" w:lineRule="auto"/>
               <w:ind w:left="255"/>
-              <w:jc w:val="center"/>
-              <w:rPr>
-                <w:sz w:val="24"/>
-              </w:rPr>
-            </w:pPr>
-            <w:r>
-              <w:rPr>
-                <w:sz w:val="24"/>
-              </w:rPr>
-              <w:t>Резисторы</w:t>
-            </w:r>
+              <w:rPr>
+                <w:sz w:val="24"/>
+              </w:rPr>
+            </w:pPr>
           </w:p>
         </w:tc>
         <w:tc>
@@ -6013,12 +6072,6 @@
                 <w:sz w:val="24"/>
               </w:rPr>
             </w:pPr>
-            <w:r>
-              <w:rPr>
-                <w:sz w:val="24"/>
-              </w:rPr>
-              <w:t>R1</w:t>
-            </w:r>
           </w:p>
         </w:tc>
         <w:tc>
@@ -6035,15 +6088,16 @@
             <w:pPr>
               <w:spacing w:line="360" w:lineRule="auto"/>
               <w:ind w:left="255"/>
-              <w:rPr>
-                <w:sz w:val="24"/>
-              </w:rPr>
-            </w:pPr>
-            <w:r>
-              <w:rPr>
-                <w:sz w:val="24"/>
-              </w:rPr>
-              <w:t>0603 – 0,063 Вт – 10 кОм ±5%</w:t>
+              <w:jc w:val="center"/>
+              <w:rPr>
+                <w:sz w:val="24"/>
+              </w:rPr>
+            </w:pPr>
+            <w:r>
+              <w:rPr>
+                <w:sz w:val="24"/>
+              </w:rPr>
+              <w:t>Резисторы</w:t>
             </w:r>
           </w:p>
         </w:tc>
@@ -6065,12 +6119,6 @@
                 <w:sz w:val="24"/>
               </w:rPr>
             </w:pPr>
-            <w:r>
-              <w:rPr>
-                <w:sz w:val="24"/>
-              </w:rPr>
-              <w:t>1</w:t>
-            </w:r>
           </w:p>
         </w:tc>
         <w:tc>
@@ -6091,12 +6139,6 @@
                 <w:sz w:val="24"/>
               </w:rPr>
             </w:pPr>
-            <w:r>
-              <w:rPr>
-                <w:sz w:val="20"/>
-              </w:rPr>
-              <w:t>Не устанавл.</w:t>
-            </w:r>
           </w:p>
         </w:tc>
       </w:tr>
@@ -6145,7 +6187,7 @@
               <w:rPr>
                 <w:sz w:val="24"/>
               </w:rPr>
-              <w:t>R2</w:t>
+              <w:t>R1</w:t>
             </w:r>
           </w:p>
         </w:tc>
@@ -6171,7 +6213,7 @@
               <w:rPr>
                 <w:sz w:val="24"/>
               </w:rPr>
-              <w:t>0603 – 0,063 Вт – 49,9 Ом ±1%</w:t>
+              <w:t>0603 – 0,063 Вт – 10 кОм ±5%</w:t>
             </w:r>
           </w:p>
         </w:tc>
@@ -6219,6 +6261,12 @@
                 <w:sz w:val="24"/>
               </w:rPr>
             </w:pPr>
+            <w:r>
+              <w:rPr>
+                <w:sz w:val="20"/>
+              </w:rPr>
+              <w:t>Не устанавл.</w:t>
+            </w:r>
           </w:p>
         </w:tc>
       </w:tr>
@@ -6267,7 +6315,7 @@
               <w:rPr>
                 <w:sz w:val="24"/>
               </w:rPr>
-              <w:t>R3, R4</w:t>
+              <w:t>R2</w:t>
             </w:r>
           </w:p>
         </w:tc>
@@ -6293,7 +6341,7 @@
               <w:rPr>
                 <w:sz w:val="24"/>
               </w:rPr>
-              <w:t>0603 – 0,063 Вт – 0 Ом</w:t>
+              <w:t>0603 – 0,063 Вт – 49,9 Ом ±1%</w:t>
             </w:r>
           </w:p>
         </w:tc>
@@ -6319,7 +6367,7 @@
               <w:rPr>
                 <w:sz w:val="24"/>
               </w:rPr>
-              <w:t>2</w:t>
+              <w:t>1</w:t>
             </w:r>
           </w:p>
         </w:tc>
@@ -6341,12 +6389,6 @@
                 <w:sz w:val="24"/>
               </w:rPr>
             </w:pPr>
-            <w:r>
-              <w:rPr>
-                <w:sz w:val="20"/>
-              </w:rPr>
-              <w:t>Не устанавл.</w:t>
-            </w:r>
           </w:p>
         </w:tc>
       </w:tr>
@@ -6395,7 +6437,7 @@
               <w:rPr>
                 <w:sz w:val="24"/>
               </w:rPr>
-              <w:t>R5</w:t>
+              <w:t>R3, R4</w:t>
             </w:r>
           </w:p>
         </w:tc>
@@ -6421,7 +6463,7 @@
               <w:rPr>
                 <w:sz w:val="24"/>
               </w:rPr>
-              <w:t>0603 – 0,063 Вт – 10 кОм ±5%</w:t>
+              <w:t>0603 – 0,063 Вт – 0 Ом</w:t>
             </w:r>
           </w:p>
         </w:tc>
@@ -6447,7 +6489,7 @@
               <w:rPr>
                 <w:sz w:val="24"/>
               </w:rPr>
-              <w:t>1</w:t>
+              <w:t>2</w:t>
             </w:r>
           </w:p>
         </w:tc>
@@ -6469,6 +6511,12 @@
                 <w:sz w:val="24"/>
               </w:rPr>
             </w:pPr>
+            <w:r>
+              <w:rPr>
+                <w:sz w:val="20"/>
+              </w:rPr>
+              <w:t>Не устанавл.</w:t>
+            </w:r>
           </w:p>
         </w:tc>
       </w:tr>
@@ -6517,7 +6565,7 @@
               <w:rPr>
                 <w:sz w:val="24"/>
               </w:rPr>
-              <w:t>R6</w:t>
+              <w:t>R5</w:t>
             </w:r>
           </w:p>
         </w:tc>
@@ -6543,7 +6591,7 @@
               <w:rPr>
                 <w:sz w:val="24"/>
               </w:rPr>
-              <w:t>0603 – 0,063 Вт – 100 Ом ±1%</w:t>
+              <w:t>0603 – 0,063 Вт – 10 кОм ±5%</w:t>
             </w:r>
           </w:p>
         </w:tc>
@@ -6639,7 +6687,7 @@
               <w:rPr>
                 <w:sz w:val="24"/>
               </w:rPr>
-              <w:t>R7–R9</w:t>
+              <w:t>R6</w:t>
             </w:r>
           </w:p>
         </w:tc>
@@ -6665,7 +6713,7 @@
               <w:rPr>
                 <w:sz w:val="24"/>
               </w:rPr>
-              <w:t>0603 – 0,063 Вт – 10 кОм ±5%</w:t>
+              <w:t>0603 – 0,063 Вт – 100 Ом ±1%</w:t>
             </w:r>
           </w:p>
         </w:tc>
@@ -6691,7 +6739,7 @@
               <w:rPr>
                 <w:sz w:val="24"/>
               </w:rPr>
-              <w:t>3</w:t>
+              <w:t>1</w:t>
             </w:r>
           </w:p>
         </w:tc>
@@ -6761,7 +6809,7 @@
               <w:rPr>
                 <w:sz w:val="24"/>
               </w:rPr>
-              <w:t>R10</w:t>
+              <w:t>R7–R9</w:t>
             </w:r>
           </w:p>
         </w:tc>
@@ -6787,7 +6835,7 @@
               <w:rPr>
                 <w:sz w:val="24"/>
               </w:rPr>
-              <w:t>0603 – 0,063 Вт – 100 кОм ±5%</w:t>
+              <w:t>0603 – 0,063 Вт – 10 кОм ±5%</w:t>
             </w:r>
           </w:p>
         </w:tc>
@@ -6813,7 +6861,7 @@
               <w:rPr>
                 <w:sz w:val="24"/>
               </w:rPr>
-              <w:t>1</w:t>
+              <w:t>3</w:t>
             </w:r>
           </w:p>
         </w:tc>
@@ -6883,7 +6931,7 @@
               <w:rPr>
                 <w:sz w:val="24"/>
               </w:rPr>
-              <w:t>R11, R12</w:t>
+              <w:t>R10</w:t>
             </w:r>
           </w:p>
         </w:tc>
@@ -6909,7 +6957,7 @@
               <w:rPr>
                 <w:sz w:val="24"/>
               </w:rPr>
-              <w:t>0603 – 0,063 Вт – 7,15 кОм ±0,1%</w:t>
+              <w:t>0603 – 0,063 Вт – 100 кОм ±5%</w:t>
             </w:r>
           </w:p>
         </w:tc>
@@ -6935,7 +6983,7 @@
               <w:rPr>
                 <w:sz w:val="24"/>
               </w:rPr>
-              <w:t>2</w:t>
+              <w:t>1</w:t>
             </w:r>
           </w:p>
         </w:tc>
@@ -7005,7 +7053,7 @@
               <w:rPr>
                 <w:sz w:val="24"/>
               </w:rPr>
-              <w:t>R13–R24</w:t>
+              <w:t>R11, R12</w:t>
             </w:r>
           </w:p>
         </w:tc>
@@ -7031,7 +7079,7 @@
               <w:rPr>
                 <w:sz w:val="24"/>
               </w:rPr>
-              <w:t>0603 – 0,063 Вт – 100 кОм ±5%</w:t>
+              <w:t>0603 – 0,063 Вт – 7,15 кОм ±0,1%</w:t>
             </w:r>
           </w:p>
         </w:tc>
@@ -7057,7 +7105,7 @@
               <w:rPr>
                 <w:sz w:val="24"/>
               </w:rPr>
-              <w:t>12</w:t>
+              <w:t>2</w:t>
             </w:r>
           </w:p>
         </w:tc>
@@ -7127,7 +7175,7 @@
               <w:rPr>
                 <w:sz w:val="24"/>
               </w:rPr>
-              <w:t>R25–R27</w:t>
+              <w:t>R13–R24</w:t>
             </w:r>
           </w:p>
         </w:tc>
@@ -7153,7 +7201,7 @@
               <w:rPr>
                 <w:sz w:val="24"/>
               </w:rPr>
-              <w:t>0603 – 0,063 Вт – 49,9 Ом ±0,1%</w:t>
+              <w:t>0603 – 0,063 Вт – 100 кОм ±5%</w:t>
             </w:r>
           </w:p>
         </w:tc>
@@ -7179,7 +7227,7 @@
               <w:rPr>
                 <w:sz w:val="24"/>
               </w:rPr>
-              <w:t>3</w:t>
+              <w:t>12</w:t>
             </w:r>
           </w:p>
         </w:tc>
@@ -7249,7 +7297,7 @@
               <w:rPr>
                 <w:sz w:val="24"/>
               </w:rPr>
-              <w:t>R28–R43</w:t>
+              <w:t>R25–R27</w:t>
             </w:r>
           </w:p>
         </w:tc>
@@ -7275,7 +7323,7 @@
               <w:rPr>
                 <w:sz w:val="24"/>
               </w:rPr>
-              <w:t>0603 – 0,063 Вт – 100 кОм ±5%</w:t>
+              <w:t>0603 – 0,063 Вт – 49,9 Ом ±0,1%</w:t>
             </w:r>
           </w:p>
         </w:tc>
@@ -7301,7 +7349,7 @@
               <w:rPr>
                 <w:sz w:val="24"/>
               </w:rPr>
-              <w:t>16</w:t>
+              <w:t>3</w:t>
             </w:r>
           </w:p>
         </w:tc>
@@ -7371,7 +7419,7 @@
               <w:rPr>
                 <w:sz w:val="24"/>
               </w:rPr>
-              <w:t>R44</w:t>
+              <w:t>R28–R43</w:t>
             </w:r>
           </w:p>
         </w:tc>
@@ -7397,7 +7445,7 @@
               <w:rPr>
                 <w:sz w:val="24"/>
               </w:rPr>
-              <w:t>0603 – 0,063 Вт – 49,9 Ом ±0,1%</w:t>
+              <w:t>0603 – 0,063 Вт – 100 кОм ±5%</w:t>
             </w:r>
           </w:p>
         </w:tc>
@@ -7423,7 +7471,7 @@
               <w:rPr>
                 <w:sz w:val="24"/>
               </w:rPr>
-              <w:t>1</w:t>
+              <w:t>16</w:t>
             </w:r>
           </w:p>
         </w:tc>
@@ -7493,7 +7541,7 @@
               <w:rPr>
                 <w:sz w:val="24"/>
               </w:rPr>
-              <w:t>R45</w:t>
+              <w:t>R44</w:t>
             </w:r>
           </w:p>
         </w:tc>
@@ -7519,7 +7567,7 @@
               <w:rPr>
                 <w:sz w:val="24"/>
               </w:rPr>
-              <w:t>0603 – 0,063 Вт – 5,76 Ом ±1%</w:t>
+              <w:t>0603 – 0,063 Вт – 49,9 Ом ±0,1%</w:t>
             </w:r>
           </w:p>
         </w:tc>
@@ -7615,7 +7663,7 @@
               <w:rPr>
                 <w:sz w:val="24"/>
               </w:rPr>
-              <w:t>R46, R47</w:t>
+              <w:t>R45</w:t>
             </w:r>
           </w:p>
         </w:tc>
@@ -7641,7 +7689,7 @@
               <w:rPr>
                 <w:sz w:val="24"/>
               </w:rPr>
-              <w:t>0603 – 0,063 Вт – 866 Ом ±1%</w:t>
+              <w:t>0603 – 0,063 Вт – 5,76 Ом ±1%</w:t>
             </w:r>
           </w:p>
         </w:tc>
@@ -7667,7 +7715,7 @@
               <w:rPr>
                 <w:sz w:val="24"/>
               </w:rPr>
-              <w:t>2</w:t>
+              <w:t>1</w:t>
             </w:r>
           </w:p>
         </w:tc>
@@ -7737,7 +7785,7 @@
               <w:rPr>
                 <w:sz w:val="24"/>
               </w:rPr>
-              <w:t>R48–R67</w:t>
+              <w:t>R46, R47</w:t>
             </w:r>
           </w:p>
         </w:tc>
@@ -7763,7 +7811,7 @@
               <w:rPr>
                 <w:sz w:val="24"/>
               </w:rPr>
-              <w:t>0603 – 0,063 Вт – 10 кОм ±5%</w:t>
+              <w:t>0603 – 0,063 Вт – 866 Ом ±1%</w:t>
             </w:r>
           </w:p>
         </w:tc>
@@ -7789,7 +7837,7 @@
               <w:rPr>
                 <w:sz w:val="24"/>
               </w:rPr>
-              <w:t>20</w:t>
+              <w:t>2</w:t>
             </w:r>
           </w:p>
         </w:tc>
@@ -7859,7 +7907,7 @@
               <w:rPr>
                 <w:sz w:val="24"/>
               </w:rPr>
-              <w:t>R68–R71</w:t>
+              <w:t>R48–R64</w:t>
             </w:r>
           </w:p>
         </w:tc>
@@ -7885,7 +7933,7 @@
               <w:rPr>
                 <w:sz w:val="24"/>
               </w:rPr>
-              <w:t>0603 – 0,063 Вт – 33 Ом ±5%</w:t>
+              <w:t>0603 – 0,063 Вт – 10 кОм ±5%</w:t>
             </w:r>
           </w:p>
         </w:tc>
@@ -7911,7 +7959,7 @@
               <w:rPr>
                 <w:sz w:val="24"/>
               </w:rPr>
-              <w:t>4</w:t>
+              <w:t>17</w:t>
             </w:r>
           </w:p>
         </w:tc>
@@ -7981,7 +8029,7 @@
               <w:rPr>
                 <w:sz w:val="24"/>
               </w:rPr>
-              <w:t>R72–R75</w:t>
+              <w:t>R65, R66</w:t>
             </w:r>
           </w:p>
         </w:tc>
@@ -8007,7 +8055,7 @@
               <w:rPr>
                 <w:sz w:val="24"/>
               </w:rPr>
-              <w:t>0603 – 0,063 Вт – 10 кОм ±5%</w:t>
+              <w:t>0603 – 0,063 Вт – 1 кОм ±5%</w:t>
             </w:r>
           </w:p>
         </w:tc>
@@ -8033,7 +8081,7 @@
               <w:rPr>
                 <w:sz w:val="24"/>
               </w:rPr>
-              <w:t>4</w:t>
+              <w:t>2</w:t>
             </w:r>
           </w:p>
         </w:tc>
@@ -8103,7 +8151,7 @@
               <w:rPr>
                 <w:sz w:val="24"/>
               </w:rPr>
-              <w:t>R76</w:t>
+              <w:t>R67</w:t>
             </w:r>
           </w:p>
         </w:tc>
@@ -8129,7 +8177,7 @@
               <w:rPr>
                 <w:sz w:val="24"/>
               </w:rPr>
-              <w:t>0603 – 0,063 Вт – 1 кОм ±5%</w:t>
+              <w:t>0603 – 0,063 Вт – 10 кОм ±5%</w:t>
             </w:r>
           </w:p>
         </w:tc>
@@ -8225,7 +8273,7 @@
               <w:rPr>
                 <w:sz w:val="24"/>
               </w:rPr>
-              <w:t>R77</w:t>
+              <w:t>R68</w:t>
             </w:r>
           </w:p>
         </w:tc>
@@ -8251,7 +8299,7 @@
               <w:rPr>
                 <w:sz w:val="24"/>
               </w:rPr>
-              <w:t>0603 – 0,063 Вт – 100 кОм ±5%</w:t>
+              <w:t>0603 – 0,063 Вт – 1 кОм ±5%</w:t>
             </w:r>
           </w:p>
         </w:tc>
@@ -8347,7 +8395,7 @@
               <w:rPr>
                 <w:sz w:val="24"/>
               </w:rPr>
-              <w:t>R78</w:t>
+              <w:t>R69</w:t>
             </w:r>
           </w:p>
         </w:tc>
@@ -8373,7 +8421,7 @@
               <w:rPr>
                 <w:sz w:val="24"/>
               </w:rPr>
-              <w:t>0603 – 0,063 Вт – 47 кОм ±5%</w:t>
+              <w:t>0603 – 0,063 Вт – 10 кОм ±5%</w:t>
             </w:r>
           </w:p>
         </w:tc>
@@ -8465,6 +8513,12 @@
                 <w:sz w:val="24"/>
               </w:rPr>
             </w:pPr>
+            <w:r>
+              <w:rPr>
+                <w:sz w:val="24"/>
+              </w:rPr>
+              <w:t>R70, R71</w:t>
+            </w:r>
           </w:p>
         </w:tc>
         <w:tc>
@@ -8485,6 +8539,12 @@
                 <w:sz w:val="24"/>
               </w:rPr>
             </w:pPr>
+            <w:r>
+              <w:rPr>
+                <w:sz w:val="24"/>
+              </w:rPr>
+              <w:t>0603 – 0,063 Вт – 1 кОм ±5%</w:t>
+            </w:r>
           </w:p>
         </w:tc>
         <w:tc>
@@ -8505,6 +8565,12 @@
                 <w:sz w:val="24"/>
               </w:rPr>
             </w:pPr>
+            <w:r>
+              <w:rPr>
+                <w:sz w:val="24"/>
+              </w:rPr>
+              <w:t>2</w:t>
+            </w:r>
           </w:p>
         </w:tc>
         <w:tc>
@@ -8569,6 +8635,12 @@
                 <w:sz w:val="24"/>
               </w:rPr>
             </w:pPr>
+            <w:r>
+              <w:rPr>
+                <w:sz w:val="24"/>
+              </w:rPr>
+              <w:t>R72</w:t>
+            </w:r>
           </w:p>
         </w:tc>
         <w:tc>
@@ -8585,16 +8657,15 @@
             <w:pPr>
               <w:spacing w:line="360" w:lineRule="auto"/>
               <w:ind w:left="255"/>
-              <w:jc w:val="center"/>
-              <w:rPr>
-                <w:sz w:val="24"/>
-              </w:rPr>
-            </w:pPr>
-            <w:r>
-              <w:rPr>
-                <w:sz w:val="24"/>
-              </w:rPr>
-              <w:t>Переключатели</w:t>
+              <w:rPr>
+                <w:sz w:val="24"/>
+              </w:rPr>
+            </w:pPr>
+            <w:r>
+              <w:rPr>
+                <w:sz w:val="24"/>
+              </w:rPr>
+              <w:t>0603 – 0,063 Вт – 10 кОм ±5%</w:t>
             </w:r>
           </w:p>
         </w:tc>
@@ -8616,6 +8687,12 @@
                 <w:sz w:val="24"/>
               </w:rPr>
             </w:pPr>
+            <w:r>
+              <w:rPr>
+                <w:sz w:val="24"/>
+              </w:rPr>
+              <w:t>1</w:t>
+            </w:r>
           </w:p>
         </w:tc>
         <w:tc>
@@ -8684,7 +8761,7 @@
               <w:rPr>
                 <w:sz w:val="24"/>
               </w:rPr>
-              <w:t>S1</w:t>
+              <w:t>R73–R76</w:t>
             </w:r>
           </w:p>
         </w:tc>
@@ -8710,7 +8787,7 @@
               <w:rPr>
                 <w:sz w:val="24"/>
               </w:rPr>
-              <w:t>Переключатель DIP, 1 секция</w:t>
+              <w:t>0603 – 0,063 Вт – 33 Ом ±5%</w:t>
             </w:r>
           </w:p>
         </w:tc>
@@ -8736,7 +8813,7 @@
               <w:rPr>
                 <w:sz w:val="24"/>
               </w:rPr>
-              <w:t>1</w:t>
+              <w:t>4</w:t>
             </w:r>
           </w:p>
         </w:tc>
@@ -8806,7 +8883,7 @@
               <w:rPr>
                 <w:sz w:val="24"/>
               </w:rPr>
-              <w:t>S2</w:t>
+              <w:t>R77–R80</w:t>
             </w:r>
           </w:p>
         </w:tc>
@@ -8832,7 +8909,7 @@
               <w:rPr>
                 <w:sz w:val="24"/>
               </w:rPr>
-              <w:t>Переключатель DIP, 8 секций</w:t>
+              <w:t>0603 – 0,063 Вт – 10 кОм ±5%</w:t>
             </w:r>
           </w:p>
         </w:tc>
@@ -8858,7 +8935,7 @@
               <w:rPr>
                 <w:sz w:val="24"/>
               </w:rPr>
-              <w:t>1</w:t>
+              <w:t>4</w:t>
             </w:r>
           </w:p>
         </w:tc>
@@ -8928,7 +9005,7 @@
               <w:rPr>
                 <w:sz w:val="24"/>
               </w:rPr>
-              <w:t>S3</w:t>
+              <w:t>R81</w:t>
             </w:r>
           </w:p>
         </w:tc>
@@ -8954,7 +9031,7 @@
               <w:rPr>
                 <w:sz w:val="24"/>
               </w:rPr>
-              <w:t>Переключатель DIP, 4 секции</w:t>
+              <w:t>0603 – 0,063 Вт – 1 кОм ±5%</w:t>
             </w:r>
           </w:p>
         </w:tc>
@@ -9050,7 +9127,7 @@
               <w:rPr>
                 <w:sz w:val="24"/>
               </w:rPr>
-              <w:t>S4</w:t>
+              <w:t>R82</w:t>
             </w:r>
           </w:p>
         </w:tc>
@@ -9076,7 +9153,7 @@
               <w:rPr>
                 <w:sz w:val="24"/>
               </w:rPr>
-              <w:t>Кнопка тактовая 6×6 мм</w:t>
+              <w:t>0603 – 0,063 Вт – 100 кОм ±5%</w:t>
             </w:r>
           </w:p>
         </w:tc>
@@ -9168,6 +9245,12 @@
                 <w:sz w:val="24"/>
               </w:rPr>
             </w:pPr>
+            <w:r>
+              <w:rPr>
+                <w:sz w:val="24"/>
+              </w:rPr>
+              <w:t>R83</w:t>
+            </w:r>
           </w:p>
         </w:tc>
         <w:tc>
@@ -9188,6 +9271,12 @@
                 <w:sz w:val="24"/>
               </w:rPr>
             </w:pPr>
+            <w:r>
+              <w:rPr>
+                <w:sz w:val="24"/>
+              </w:rPr>
+              <w:t>0603 – 0,063 Вт – 909 Ом ±1%</w:t>
+            </w:r>
           </w:p>
         </w:tc>
         <w:tc>
@@ -9208,6 +9297,12 @@
                 <w:sz w:val="24"/>
               </w:rPr>
             </w:pPr>
+            <w:r>
+              <w:rPr>
+                <w:sz w:val="24"/>
+              </w:rPr>
+              <w:t>1</w:t>
+            </w:r>
           </w:p>
         </w:tc>
         <w:tc>
@@ -9276,6 +9371,1534 @@
               <w:rPr>
                 <w:sz w:val="24"/>
               </w:rPr>
+              <w:t>R84</w:t>
+            </w:r>
+          </w:p>
+        </w:tc>
+        <w:tc>
+          <w:tcPr>
+            <w:tcW w:w="6544" w:type="dxa"/>
+            <w:tcBorders>
+              <w:top w:val="single" w:sz="4" w:space="0" w:color="auto"/>
+              <w:left w:val="single" w:sz="4" w:space="0" w:color="auto"/>
+              <w:bottom w:val="single" w:sz="4" w:space="0" w:color="auto"/>
+              <w:right w:val="single" w:sz="4" w:space="0" w:color="auto"/>
+            </w:tcBorders>
+          </w:tcPr>
+          <w:p>
+            <w:pPr>
+              <w:spacing w:line="360" w:lineRule="auto"/>
+              <w:ind w:left="255"/>
+              <w:rPr>
+                <w:sz w:val="24"/>
+              </w:rPr>
+            </w:pPr>
+            <w:r>
+              <w:rPr>
+                <w:sz w:val="24"/>
+              </w:rPr>
+              <w:t>0603 – 0,063 Вт – 100 кОм ±5%</w:t>
+            </w:r>
+          </w:p>
+        </w:tc>
+        <w:tc>
+          <w:tcPr>
+            <w:tcW w:w="595" w:type="dxa"/>
+            <w:tcBorders>
+              <w:top w:val="single" w:sz="4" w:space="0" w:color="auto"/>
+              <w:left w:val="single" w:sz="4" w:space="0" w:color="auto"/>
+              <w:bottom w:val="single" w:sz="4" w:space="0" w:color="auto"/>
+              <w:right w:val="single" w:sz="4" w:space="0" w:color="auto"/>
+            </w:tcBorders>
+          </w:tcPr>
+          <w:p>
+            <w:pPr>
+              <w:spacing w:line="360" w:lineRule="auto"/>
+              <w:jc w:val="center"/>
+              <w:rPr>
+                <w:sz w:val="24"/>
+              </w:rPr>
+            </w:pPr>
+            <w:r>
+              <w:rPr>
+                <w:sz w:val="24"/>
+              </w:rPr>
+              <w:t>1</w:t>
+            </w:r>
+          </w:p>
+        </w:tc>
+        <w:tc>
+          <w:tcPr>
+            <w:tcW w:w="1543" w:type="dxa"/>
+            <w:tcBorders>
+              <w:top w:val="single" w:sz="4" w:space="0" w:color="auto"/>
+              <w:left w:val="single" w:sz="4" w:space="0" w:color="auto"/>
+              <w:bottom w:val="single" w:sz="4" w:space="0" w:color="auto"/>
+              <w:right w:val="single" w:sz="4" w:space="0" w:color="auto"/>
+            </w:tcBorders>
+          </w:tcPr>
+          <w:p>
+            <w:pPr>
+              <w:spacing w:line="360" w:lineRule="auto"/>
+              <w:jc w:val="center"/>
+              <w:rPr>
+                <w:sz w:val="24"/>
+              </w:rPr>
+            </w:pPr>
+          </w:p>
+        </w:tc>
+      </w:tr>
+      <w:tr>
+        <w:trPr>
+          <w:jc w:val="center"/>
+        </w:trPr>
+        <w:tc>
+          <w:tcPr>
+            <w:tcW w:w="476" w:type="dxa"/>
+            <w:tcBorders>
+              <w:top w:val="single" w:sz="4" w:space="0" w:color="auto"/>
+              <w:left w:val="single" w:sz="4" w:space="0" w:color="auto"/>
+              <w:bottom w:val="single" w:sz="4" w:space="0" w:color="auto"/>
+              <w:right w:val="single" w:sz="4" w:space="0" w:color="auto"/>
+            </w:tcBorders>
+          </w:tcPr>
+          <w:p>
+            <w:pPr>
+              <w:spacing w:line="360" w:lineRule="auto"/>
+              <w:rPr>
+                <w:sz w:val="24"/>
+              </w:rPr>
+            </w:pPr>
+          </w:p>
+        </w:tc>
+        <w:tc>
+          <w:tcPr>
+            <w:tcW w:w="1190" w:type="dxa"/>
+            <w:tcBorders>
+              <w:top w:val="single" w:sz="4" w:space="0" w:color="auto"/>
+              <w:left w:val="single" w:sz="4" w:space="0" w:color="auto"/>
+              <w:bottom w:val="single" w:sz="4" w:space="0" w:color="auto"/>
+              <w:right w:val="single" w:sz="4" w:space="0" w:color="auto"/>
+            </w:tcBorders>
+          </w:tcPr>
+          <w:p>
+            <w:pPr>
+              <w:spacing w:line="360" w:lineRule="auto"/>
+              <w:jc w:val="center"/>
+              <w:rPr>
+                <w:sz w:val="24"/>
+              </w:rPr>
+            </w:pPr>
+            <w:r>
+              <w:rPr>
+                <w:sz w:val="24"/>
+              </w:rPr>
+              <w:t>R85</w:t>
+            </w:r>
+          </w:p>
+        </w:tc>
+        <w:tc>
+          <w:tcPr>
+            <w:tcW w:w="6544" w:type="dxa"/>
+            <w:tcBorders>
+              <w:top w:val="single" w:sz="4" w:space="0" w:color="auto"/>
+              <w:left w:val="single" w:sz="4" w:space="0" w:color="auto"/>
+              <w:bottom w:val="single" w:sz="4" w:space="0" w:color="auto"/>
+              <w:right w:val="single" w:sz="4" w:space="0" w:color="auto"/>
+            </w:tcBorders>
+          </w:tcPr>
+          <w:p>
+            <w:pPr>
+              <w:spacing w:line="360" w:lineRule="auto"/>
+              <w:ind w:left="255"/>
+              <w:rPr>
+                <w:sz w:val="24"/>
+              </w:rPr>
+            </w:pPr>
+            <w:r>
+              <w:rPr>
+                <w:sz w:val="24"/>
+              </w:rPr>
+              <w:t>0603 – 0,063 Вт – 10 кОм ±5%</w:t>
+            </w:r>
+          </w:p>
+        </w:tc>
+        <w:tc>
+          <w:tcPr>
+            <w:tcW w:w="595" w:type="dxa"/>
+            <w:tcBorders>
+              <w:top w:val="single" w:sz="4" w:space="0" w:color="auto"/>
+              <w:left w:val="single" w:sz="4" w:space="0" w:color="auto"/>
+              <w:bottom w:val="single" w:sz="4" w:space="0" w:color="auto"/>
+              <w:right w:val="single" w:sz="4" w:space="0" w:color="auto"/>
+            </w:tcBorders>
+          </w:tcPr>
+          <w:p>
+            <w:pPr>
+              <w:spacing w:line="360" w:lineRule="auto"/>
+              <w:jc w:val="center"/>
+              <w:rPr>
+                <w:sz w:val="24"/>
+              </w:rPr>
+            </w:pPr>
+            <w:r>
+              <w:rPr>
+                <w:sz w:val="24"/>
+              </w:rPr>
+              <w:t>1</w:t>
+            </w:r>
+          </w:p>
+        </w:tc>
+        <w:tc>
+          <w:tcPr>
+            <w:tcW w:w="1543" w:type="dxa"/>
+            <w:tcBorders>
+              <w:top w:val="single" w:sz="4" w:space="0" w:color="auto"/>
+              <w:left w:val="single" w:sz="4" w:space="0" w:color="auto"/>
+              <w:bottom w:val="single" w:sz="4" w:space="0" w:color="auto"/>
+              <w:right w:val="single" w:sz="4" w:space="0" w:color="auto"/>
+            </w:tcBorders>
+          </w:tcPr>
+          <w:p>
+            <w:pPr>
+              <w:spacing w:line="360" w:lineRule="auto"/>
+              <w:jc w:val="center"/>
+              <w:rPr>
+                <w:sz w:val="24"/>
+              </w:rPr>
+            </w:pPr>
+          </w:p>
+        </w:tc>
+      </w:tr>
+      <w:tr>
+        <w:trPr>
+          <w:jc w:val="center"/>
+        </w:trPr>
+        <w:tc>
+          <w:tcPr>
+            <w:tcW w:w="476" w:type="dxa"/>
+            <w:tcBorders>
+              <w:top w:val="single" w:sz="4" w:space="0" w:color="auto"/>
+              <w:left w:val="single" w:sz="4" w:space="0" w:color="auto"/>
+              <w:bottom w:val="single" w:sz="4" w:space="0" w:color="auto"/>
+              <w:right w:val="single" w:sz="4" w:space="0" w:color="auto"/>
+            </w:tcBorders>
+          </w:tcPr>
+          <w:p>
+            <w:pPr>
+              <w:spacing w:line="360" w:lineRule="auto"/>
+              <w:rPr>
+                <w:sz w:val="24"/>
+              </w:rPr>
+            </w:pPr>
+          </w:p>
+        </w:tc>
+        <w:tc>
+          <w:tcPr>
+            <w:tcW w:w="1190" w:type="dxa"/>
+            <w:tcBorders>
+              <w:top w:val="single" w:sz="4" w:space="0" w:color="auto"/>
+              <w:left w:val="single" w:sz="4" w:space="0" w:color="auto"/>
+              <w:bottom w:val="single" w:sz="4" w:space="0" w:color="auto"/>
+              <w:right w:val="single" w:sz="4" w:space="0" w:color="auto"/>
+            </w:tcBorders>
+          </w:tcPr>
+          <w:p>
+            <w:pPr>
+              <w:spacing w:line="360" w:lineRule="auto"/>
+              <w:jc w:val="center"/>
+              <w:rPr>
+                <w:sz w:val="24"/>
+              </w:rPr>
+            </w:pPr>
+            <w:r>
+              <w:rPr>
+                <w:sz w:val="24"/>
+              </w:rPr>
+              <w:t>R86</w:t>
+            </w:r>
+          </w:p>
+        </w:tc>
+        <w:tc>
+          <w:tcPr>
+            <w:tcW w:w="6544" w:type="dxa"/>
+            <w:tcBorders>
+              <w:top w:val="single" w:sz="4" w:space="0" w:color="auto"/>
+              <w:left w:val="single" w:sz="4" w:space="0" w:color="auto"/>
+              <w:bottom w:val="single" w:sz="4" w:space="0" w:color="auto"/>
+              <w:right w:val="single" w:sz="4" w:space="0" w:color="auto"/>
+            </w:tcBorders>
+          </w:tcPr>
+          <w:p>
+            <w:pPr>
+              <w:spacing w:line="360" w:lineRule="auto"/>
+              <w:ind w:left="255"/>
+              <w:rPr>
+                <w:sz w:val="24"/>
+              </w:rPr>
+            </w:pPr>
+            <w:r>
+              <w:rPr>
+                <w:sz w:val="24"/>
+              </w:rPr>
+              <w:t>0603 – 0,063 Вт – 40,2 кОм ±1%</w:t>
+            </w:r>
+          </w:p>
+        </w:tc>
+        <w:tc>
+          <w:tcPr>
+            <w:tcW w:w="595" w:type="dxa"/>
+            <w:tcBorders>
+              <w:top w:val="single" w:sz="4" w:space="0" w:color="auto"/>
+              <w:left w:val="single" w:sz="4" w:space="0" w:color="auto"/>
+              <w:bottom w:val="single" w:sz="4" w:space="0" w:color="auto"/>
+              <w:right w:val="single" w:sz="4" w:space="0" w:color="auto"/>
+            </w:tcBorders>
+          </w:tcPr>
+          <w:p>
+            <w:pPr>
+              <w:spacing w:line="360" w:lineRule="auto"/>
+              <w:jc w:val="center"/>
+              <w:rPr>
+                <w:sz w:val="24"/>
+              </w:rPr>
+            </w:pPr>
+            <w:r>
+              <w:rPr>
+                <w:sz w:val="24"/>
+              </w:rPr>
+              <w:t>1</w:t>
+            </w:r>
+          </w:p>
+        </w:tc>
+        <w:tc>
+          <w:tcPr>
+            <w:tcW w:w="1543" w:type="dxa"/>
+            <w:tcBorders>
+              <w:top w:val="single" w:sz="4" w:space="0" w:color="auto"/>
+              <w:left w:val="single" w:sz="4" w:space="0" w:color="auto"/>
+              <w:bottom w:val="single" w:sz="4" w:space="0" w:color="auto"/>
+              <w:right w:val="single" w:sz="4" w:space="0" w:color="auto"/>
+            </w:tcBorders>
+          </w:tcPr>
+          <w:p>
+            <w:pPr>
+              <w:spacing w:line="360" w:lineRule="auto"/>
+              <w:jc w:val="center"/>
+              <w:rPr>
+                <w:sz w:val="24"/>
+              </w:rPr>
+            </w:pPr>
+          </w:p>
+        </w:tc>
+      </w:tr>
+      <w:tr>
+        <w:trPr>
+          <w:jc w:val="center"/>
+        </w:trPr>
+        <w:tc>
+          <w:tcPr>
+            <w:tcW w:w="476" w:type="dxa"/>
+            <w:tcBorders>
+              <w:top w:val="single" w:sz="4" w:space="0" w:color="auto"/>
+              <w:left w:val="single" w:sz="4" w:space="0" w:color="auto"/>
+              <w:bottom w:val="single" w:sz="4" w:space="0" w:color="auto"/>
+              <w:right w:val="single" w:sz="4" w:space="0" w:color="auto"/>
+            </w:tcBorders>
+          </w:tcPr>
+          <w:p>
+            <w:pPr>
+              <w:spacing w:line="360" w:lineRule="auto"/>
+              <w:rPr>
+                <w:sz w:val="24"/>
+              </w:rPr>
+            </w:pPr>
+          </w:p>
+        </w:tc>
+        <w:tc>
+          <w:tcPr>
+            <w:tcW w:w="1190" w:type="dxa"/>
+            <w:tcBorders>
+              <w:top w:val="single" w:sz="4" w:space="0" w:color="auto"/>
+              <w:left w:val="single" w:sz="4" w:space="0" w:color="auto"/>
+              <w:bottom w:val="single" w:sz="4" w:space="0" w:color="auto"/>
+              <w:right w:val="single" w:sz="4" w:space="0" w:color="auto"/>
+            </w:tcBorders>
+          </w:tcPr>
+          <w:p>
+            <w:pPr>
+              <w:spacing w:line="360" w:lineRule="auto"/>
+              <w:jc w:val="center"/>
+              <w:rPr>
+                <w:sz w:val="24"/>
+              </w:rPr>
+            </w:pPr>
+            <w:r>
+              <w:rPr>
+                <w:sz w:val="24"/>
+              </w:rPr>
+              <w:t>R87</w:t>
+            </w:r>
+          </w:p>
+        </w:tc>
+        <w:tc>
+          <w:tcPr>
+            <w:tcW w:w="6544" w:type="dxa"/>
+            <w:tcBorders>
+              <w:top w:val="single" w:sz="4" w:space="0" w:color="auto"/>
+              <w:left w:val="single" w:sz="4" w:space="0" w:color="auto"/>
+              <w:bottom w:val="single" w:sz="4" w:space="0" w:color="auto"/>
+              <w:right w:val="single" w:sz="4" w:space="0" w:color="auto"/>
+            </w:tcBorders>
+          </w:tcPr>
+          <w:p>
+            <w:pPr>
+              <w:spacing w:line="360" w:lineRule="auto"/>
+              <w:ind w:left="255"/>
+              <w:rPr>
+                <w:sz w:val="24"/>
+              </w:rPr>
+            </w:pPr>
+            <w:r>
+              <w:rPr>
+                <w:sz w:val="24"/>
+              </w:rPr>
+              <w:t>0603 – 0,063 Вт – 10 кОм ±1%</w:t>
+            </w:r>
+          </w:p>
+        </w:tc>
+        <w:tc>
+          <w:tcPr>
+            <w:tcW w:w="595" w:type="dxa"/>
+            <w:tcBorders>
+              <w:top w:val="single" w:sz="4" w:space="0" w:color="auto"/>
+              <w:left w:val="single" w:sz="4" w:space="0" w:color="auto"/>
+              <w:bottom w:val="single" w:sz="4" w:space="0" w:color="auto"/>
+              <w:right w:val="single" w:sz="4" w:space="0" w:color="auto"/>
+            </w:tcBorders>
+          </w:tcPr>
+          <w:p>
+            <w:pPr>
+              <w:spacing w:line="360" w:lineRule="auto"/>
+              <w:jc w:val="center"/>
+              <w:rPr>
+                <w:sz w:val="24"/>
+              </w:rPr>
+            </w:pPr>
+            <w:r>
+              <w:rPr>
+                <w:sz w:val="24"/>
+              </w:rPr>
+              <w:t>1</w:t>
+            </w:r>
+          </w:p>
+        </w:tc>
+        <w:tc>
+          <w:tcPr>
+            <w:tcW w:w="1543" w:type="dxa"/>
+            <w:tcBorders>
+              <w:top w:val="single" w:sz="4" w:space="0" w:color="auto"/>
+              <w:left w:val="single" w:sz="4" w:space="0" w:color="auto"/>
+              <w:bottom w:val="single" w:sz="4" w:space="0" w:color="auto"/>
+              <w:right w:val="single" w:sz="4" w:space="0" w:color="auto"/>
+            </w:tcBorders>
+          </w:tcPr>
+          <w:p>
+            <w:pPr>
+              <w:spacing w:line="360" w:lineRule="auto"/>
+              <w:jc w:val="center"/>
+              <w:rPr>
+                <w:sz w:val="24"/>
+              </w:rPr>
+            </w:pPr>
+          </w:p>
+        </w:tc>
+      </w:tr>
+      <w:tr>
+        <w:trPr>
+          <w:jc w:val="center"/>
+        </w:trPr>
+        <w:tc>
+          <w:tcPr>
+            <w:tcW w:w="476" w:type="dxa"/>
+            <w:tcBorders>
+              <w:top w:val="single" w:sz="4" w:space="0" w:color="auto"/>
+              <w:left w:val="single" w:sz="4" w:space="0" w:color="auto"/>
+              <w:bottom w:val="single" w:sz="4" w:space="0" w:color="auto"/>
+              <w:right w:val="single" w:sz="4" w:space="0" w:color="auto"/>
+            </w:tcBorders>
+          </w:tcPr>
+          <w:p>
+            <w:pPr>
+              <w:spacing w:line="360" w:lineRule="auto"/>
+              <w:rPr>
+                <w:sz w:val="24"/>
+              </w:rPr>
+            </w:pPr>
+          </w:p>
+        </w:tc>
+        <w:tc>
+          <w:tcPr>
+            <w:tcW w:w="1190" w:type="dxa"/>
+            <w:tcBorders>
+              <w:top w:val="single" w:sz="4" w:space="0" w:color="auto"/>
+              <w:left w:val="single" w:sz="4" w:space="0" w:color="auto"/>
+              <w:bottom w:val="single" w:sz="4" w:space="0" w:color="auto"/>
+              <w:right w:val="single" w:sz="4" w:space="0" w:color="auto"/>
+            </w:tcBorders>
+          </w:tcPr>
+          <w:p>
+            <w:pPr>
+              <w:spacing w:line="360" w:lineRule="auto"/>
+              <w:jc w:val="center"/>
+              <w:rPr>
+                <w:sz w:val="24"/>
+              </w:rPr>
+            </w:pPr>
+            <w:r>
+              <w:rPr>
+                <w:sz w:val="24"/>
+              </w:rPr>
+              <w:t>R88</w:t>
+            </w:r>
+          </w:p>
+        </w:tc>
+        <w:tc>
+          <w:tcPr>
+            <w:tcW w:w="6544" w:type="dxa"/>
+            <w:tcBorders>
+              <w:top w:val="single" w:sz="4" w:space="0" w:color="auto"/>
+              <w:left w:val="single" w:sz="4" w:space="0" w:color="auto"/>
+              <w:bottom w:val="single" w:sz="4" w:space="0" w:color="auto"/>
+              <w:right w:val="single" w:sz="4" w:space="0" w:color="auto"/>
+            </w:tcBorders>
+          </w:tcPr>
+          <w:p>
+            <w:pPr>
+              <w:spacing w:line="360" w:lineRule="auto"/>
+              <w:ind w:left="255"/>
+              <w:rPr>
+                <w:sz w:val="24"/>
+              </w:rPr>
+            </w:pPr>
+            <w:r>
+              <w:rPr>
+                <w:sz w:val="24"/>
+              </w:rPr>
+              <w:t>0603 – 0,063 Вт – 47 кОм ±5%</w:t>
+            </w:r>
+          </w:p>
+        </w:tc>
+        <w:tc>
+          <w:tcPr>
+            <w:tcW w:w="595" w:type="dxa"/>
+            <w:tcBorders>
+              <w:top w:val="single" w:sz="4" w:space="0" w:color="auto"/>
+              <w:left w:val="single" w:sz="4" w:space="0" w:color="auto"/>
+              <w:bottom w:val="single" w:sz="4" w:space="0" w:color="auto"/>
+              <w:right w:val="single" w:sz="4" w:space="0" w:color="auto"/>
+            </w:tcBorders>
+          </w:tcPr>
+          <w:p>
+            <w:pPr>
+              <w:spacing w:line="360" w:lineRule="auto"/>
+              <w:jc w:val="center"/>
+              <w:rPr>
+                <w:sz w:val="24"/>
+              </w:rPr>
+            </w:pPr>
+            <w:r>
+              <w:rPr>
+                <w:sz w:val="24"/>
+              </w:rPr>
+              <w:t>1</w:t>
+            </w:r>
+          </w:p>
+        </w:tc>
+        <w:tc>
+          <w:tcPr>
+            <w:tcW w:w="1543" w:type="dxa"/>
+            <w:tcBorders>
+              <w:top w:val="single" w:sz="4" w:space="0" w:color="auto"/>
+              <w:left w:val="single" w:sz="4" w:space="0" w:color="auto"/>
+              <w:bottom w:val="single" w:sz="4" w:space="0" w:color="auto"/>
+              <w:right w:val="single" w:sz="4" w:space="0" w:color="auto"/>
+            </w:tcBorders>
+          </w:tcPr>
+          <w:p>
+            <w:pPr>
+              <w:spacing w:line="360" w:lineRule="auto"/>
+              <w:jc w:val="center"/>
+              <w:rPr>
+                <w:sz w:val="24"/>
+              </w:rPr>
+            </w:pPr>
+          </w:p>
+        </w:tc>
+      </w:tr>
+      <w:tr>
+        <w:trPr>
+          <w:jc w:val="center"/>
+        </w:trPr>
+        <w:tc>
+          <w:tcPr>
+            <w:tcW w:w="476" w:type="dxa"/>
+            <w:tcBorders>
+              <w:top w:val="single" w:sz="4" w:space="0" w:color="auto"/>
+              <w:left w:val="single" w:sz="4" w:space="0" w:color="auto"/>
+              <w:bottom w:val="single" w:sz="4" w:space="0" w:color="auto"/>
+              <w:right w:val="single" w:sz="4" w:space="0" w:color="auto"/>
+            </w:tcBorders>
+          </w:tcPr>
+          <w:p>
+            <w:pPr>
+              <w:spacing w:line="360" w:lineRule="auto"/>
+              <w:rPr>
+                <w:sz w:val="24"/>
+              </w:rPr>
+            </w:pPr>
+          </w:p>
+        </w:tc>
+        <w:tc>
+          <w:tcPr>
+            <w:tcW w:w="1190" w:type="dxa"/>
+            <w:tcBorders>
+              <w:top w:val="single" w:sz="4" w:space="0" w:color="auto"/>
+              <w:left w:val="single" w:sz="4" w:space="0" w:color="auto"/>
+              <w:bottom w:val="single" w:sz="4" w:space="0" w:color="auto"/>
+              <w:right w:val="single" w:sz="4" w:space="0" w:color="auto"/>
+            </w:tcBorders>
+          </w:tcPr>
+          <w:p>
+            <w:pPr>
+              <w:spacing w:line="360" w:lineRule="auto"/>
+              <w:jc w:val="center"/>
+              <w:rPr>
+                <w:sz w:val="24"/>
+              </w:rPr>
+            </w:pPr>
+          </w:p>
+        </w:tc>
+        <w:tc>
+          <w:tcPr>
+            <w:tcW w:w="6544" w:type="dxa"/>
+            <w:tcBorders>
+              <w:top w:val="single" w:sz="4" w:space="0" w:color="auto"/>
+              <w:left w:val="single" w:sz="4" w:space="0" w:color="auto"/>
+              <w:bottom w:val="single" w:sz="4" w:space="0" w:color="auto"/>
+              <w:right w:val="single" w:sz="4" w:space="0" w:color="auto"/>
+            </w:tcBorders>
+          </w:tcPr>
+          <w:p>
+            <w:pPr>
+              <w:spacing w:line="360" w:lineRule="auto"/>
+              <w:ind w:left="255"/>
+              <w:rPr>
+                <w:sz w:val="24"/>
+              </w:rPr>
+            </w:pPr>
+          </w:p>
+        </w:tc>
+        <w:tc>
+          <w:tcPr>
+            <w:tcW w:w="595" w:type="dxa"/>
+            <w:tcBorders>
+              <w:top w:val="single" w:sz="4" w:space="0" w:color="auto"/>
+              <w:left w:val="single" w:sz="4" w:space="0" w:color="auto"/>
+              <w:bottom w:val="single" w:sz="4" w:space="0" w:color="auto"/>
+              <w:right w:val="single" w:sz="4" w:space="0" w:color="auto"/>
+            </w:tcBorders>
+          </w:tcPr>
+          <w:p>
+            <w:pPr>
+              <w:spacing w:line="360" w:lineRule="auto"/>
+              <w:jc w:val="center"/>
+              <w:rPr>
+                <w:sz w:val="24"/>
+              </w:rPr>
+            </w:pPr>
+          </w:p>
+        </w:tc>
+        <w:tc>
+          <w:tcPr>
+            <w:tcW w:w="1543" w:type="dxa"/>
+            <w:tcBorders>
+              <w:top w:val="single" w:sz="4" w:space="0" w:color="auto"/>
+              <w:left w:val="single" w:sz="4" w:space="0" w:color="auto"/>
+              <w:bottom w:val="single" w:sz="4" w:space="0" w:color="auto"/>
+              <w:right w:val="single" w:sz="4" w:space="0" w:color="auto"/>
+            </w:tcBorders>
+          </w:tcPr>
+          <w:p>
+            <w:pPr>
+              <w:spacing w:line="360" w:lineRule="auto"/>
+              <w:jc w:val="center"/>
+              <w:rPr>
+                <w:sz w:val="24"/>
+              </w:rPr>
+            </w:pPr>
+          </w:p>
+        </w:tc>
+      </w:tr>
+      <w:tr>
+        <w:trPr>
+          <w:jc w:val="center"/>
+        </w:trPr>
+        <w:tc>
+          <w:tcPr>
+            <w:tcW w:w="476" w:type="dxa"/>
+            <w:tcBorders>
+              <w:top w:val="single" w:sz="4" w:space="0" w:color="auto"/>
+              <w:left w:val="single" w:sz="4" w:space="0" w:color="auto"/>
+              <w:bottom w:val="single" w:sz="4" w:space="0" w:color="auto"/>
+              <w:right w:val="single" w:sz="4" w:space="0" w:color="auto"/>
+            </w:tcBorders>
+          </w:tcPr>
+          <w:p>
+            <w:pPr>
+              <w:spacing w:line="360" w:lineRule="auto"/>
+              <w:rPr>
+                <w:sz w:val="24"/>
+              </w:rPr>
+            </w:pPr>
+          </w:p>
+        </w:tc>
+        <w:tc>
+          <w:tcPr>
+            <w:tcW w:w="1190" w:type="dxa"/>
+            <w:tcBorders>
+              <w:top w:val="single" w:sz="4" w:space="0" w:color="auto"/>
+              <w:left w:val="single" w:sz="4" w:space="0" w:color="auto"/>
+              <w:bottom w:val="single" w:sz="4" w:space="0" w:color="auto"/>
+              <w:right w:val="single" w:sz="4" w:space="0" w:color="auto"/>
+            </w:tcBorders>
+          </w:tcPr>
+          <w:p>
+            <w:pPr>
+              <w:spacing w:line="360" w:lineRule="auto"/>
+              <w:jc w:val="center"/>
+              <w:rPr>
+                <w:sz w:val="24"/>
+              </w:rPr>
+            </w:pPr>
+          </w:p>
+        </w:tc>
+        <w:tc>
+          <w:tcPr>
+            <w:tcW w:w="6544" w:type="dxa"/>
+            <w:tcBorders>
+              <w:top w:val="single" w:sz="4" w:space="0" w:color="auto"/>
+              <w:left w:val="single" w:sz="4" w:space="0" w:color="auto"/>
+              <w:bottom w:val="single" w:sz="4" w:space="0" w:color="auto"/>
+              <w:right w:val="single" w:sz="4" w:space="0" w:color="auto"/>
+            </w:tcBorders>
+          </w:tcPr>
+          <w:p>
+            <w:pPr>
+              <w:spacing w:line="360" w:lineRule="auto"/>
+              <w:ind w:left="255"/>
+              <w:jc w:val="center"/>
+              <w:rPr>
+                <w:sz w:val="24"/>
+              </w:rPr>
+            </w:pPr>
+            <w:r>
+              <w:rPr>
+                <w:sz w:val="24"/>
+              </w:rPr>
+              <w:t>Переключатели</w:t>
+            </w:r>
+          </w:p>
+        </w:tc>
+        <w:tc>
+          <w:tcPr>
+            <w:tcW w:w="595" w:type="dxa"/>
+            <w:tcBorders>
+              <w:top w:val="single" w:sz="4" w:space="0" w:color="auto"/>
+              <w:left w:val="single" w:sz="4" w:space="0" w:color="auto"/>
+              <w:bottom w:val="single" w:sz="4" w:space="0" w:color="auto"/>
+              <w:right w:val="single" w:sz="4" w:space="0" w:color="auto"/>
+            </w:tcBorders>
+          </w:tcPr>
+          <w:p>
+            <w:pPr>
+              <w:spacing w:line="360" w:lineRule="auto"/>
+              <w:jc w:val="center"/>
+              <w:rPr>
+                <w:sz w:val="24"/>
+              </w:rPr>
+            </w:pPr>
+          </w:p>
+        </w:tc>
+        <w:tc>
+          <w:tcPr>
+            <w:tcW w:w="1543" w:type="dxa"/>
+            <w:tcBorders>
+              <w:top w:val="single" w:sz="4" w:space="0" w:color="auto"/>
+              <w:left w:val="single" w:sz="4" w:space="0" w:color="auto"/>
+              <w:bottom w:val="single" w:sz="4" w:space="0" w:color="auto"/>
+              <w:right w:val="single" w:sz="4" w:space="0" w:color="auto"/>
+            </w:tcBorders>
+          </w:tcPr>
+          <w:p>
+            <w:pPr>
+              <w:spacing w:line="360" w:lineRule="auto"/>
+              <w:jc w:val="center"/>
+              <w:rPr>
+                <w:sz w:val="24"/>
+              </w:rPr>
+            </w:pPr>
+          </w:p>
+        </w:tc>
+      </w:tr>
+      <w:tr>
+        <w:trPr>
+          <w:jc w:val="center"/>
+        </w:trPr>
+        <w:tc>
+          <w:tcPr>
+            <w:tcW w:w="476" w:type="dxa"/>
+            <w:tcBorders>
+              <w:top w:val="single" w:sz="4" w:space="0" w:color="auto"/>
+              <w:left w:val="single" w:sz="4" w:space="0" w:color="auto"/>
+              <w:bottom w:val="single" w:sz="4" w:space="0" w:color="auto"/>
+              <w:right w:val="single" w:sz="4" w:space="0" w:color="auto"/>
+            </w:tcBorders>
+          </w:tcPr>
+          <w:p>
+            <w:pPr>
+              <w:spacing w:line="360" w:lineRule="auto"/>
+              <w:rPr>
+                <w:sz w:val="24"/>
+              </w:rPr>
+            </w:pPr>
+          </w:p>
+        </w:tc>
+        <w:tc>
+          <w:tcPr>
+            <w:tcW w:w="1190" w:type="dxa"/>
+            <w:tcBorders>
+              <w:top w:val="single" w:sz="4" w:space="0" w:color="auto"/>
+              <w:left w:val="single" w:sz="4" w:space="0" w:color="auto"/>
+              <w:bottom w:val="single" w:sz="4" w:space="0" w:color="auto"/>
+              <w:right w:val="single" w:sz="4" w:space="0" w:color="auto"/>
+            </w:tcBorders>
+          </w:tcPr>
+          <w:p>
+            <w:pPr>
+              <w:spacing w:line="360" w:lineRule="auto"/>
+              <w:jc w:val="center"/>
+              <w:rPr>
+                <w:sz w:val="24"/>
+              </w:rPr>
+            </w:pPr>
+            <w:r>
+              <w:rPr>
+                <w:sz w:val="24"/>
+              </w:rPr>
+              <w:t>S1</w:t>
+            </w:r>
+          </w:p>
+        </w:tc>
+        <w:tc>
+          <w:tcPr>
+            <w:tcW w:w="6544" w:type="dxa"/>
+            <w:tcBorders>
+              <w:top w:val="single" w:sz="4" w:space="0" w:color="auto"/>
+              <w:left w:val="single" w:sz="4" w:space="0" w:color="auto"/>
+              <w:bottom w:val="single" w:sz="4" w:space="0" w:color="auto"/>
+              <w:right w:val="single" w:sz="4" w:space="0" w:color="auto"/>
+            </w:tcBorders>
+          </w:tcPr>
+          <w:p>
+            <w:pPr>
+              <w:spacing w:line="360" w:lineRule="auto"/>
+              <w:ind w:left="255"/>
+              <w:rPr>
+                <w:sz w:val="24"/>
+              </w:rPr>
+            </w:pPr>
+            <w:r>
+              <w:rPr>
+                <w:sz w:val="24"/>
+              </w:rPr>
+              <w:t>Переключатель DIP, 1 секция</w:t>
+            </w:r>
+          </w:p>
+        </w:tc>
+        <w:tc>
+          <w:tcPr>
+            <w:tcW w:w="595" w:type="dxa"/>
+            <w:tcBorders>
+              <w:top w:val="single" w:sz="4" w:space="0" w:color="auto"/>
+              <w:left w:val="single" w:sz="4" w:space="0" w:color="auto"/>
+              <w:bottom w:val="single" w:sz="4" w:space="0" w:color="auto"/>
+              <w:right w:val="single" w:sz="4" w:space="0" w:color="auto"/>
+            </w:tcBorders>
+          </w:tcPr>
+          <w:p>
+            <w:pPr>
+              <w:spacing w:line="360" w:lineRule="auto"/>
+              <w:jc w:val="center"/>
+              <w:rPr>
+                <w:sz w:val="24"/>
+              </w:rPr>
+            </w:pPr>
+            <w:r>
+              <w:rPr>
+                <w:sz w:val="24"/>
+              </w:rPr>
+              <w:t>1</w:t>
+            </w:r>
+          </w:p>
+        </w:tc>
+        <w:tc>
+          <w:tcPr>
+            <w:tcW w:w="1543" w:type="dxa"/>
+            <w:tcBorders>
+              <w:top w:val="single" w:sz="4" w:space="0" w:color="auto"/>
+              <w:left w:val="single" w:sz="4" w:space="0" w:color="auto"/>
+              <w:bottom w:val="single" w:sz="4" w:space="0" w:color="auto"/>
+              <w:right w:val="single" w:sz="4" w:space="0" w:color="auto"/>
+            </w:tcBorders>
+          </w:tcPr>
+          <w:p>
+            <w:pPr>
+              <w:spacing w:line="360" w:lineRule="auto"/>
+              <w:jc w:val="center"/>
+              <w:rPr>
+                <w:sz w:val="24"/>
+              </w:rPr>
+            </w:pPr>
+          </w:p>
+        </w:tc>
+      </w:tr>
+      <w:tr>
+        <w:trPr>
+          <w:jc w:val="center"/>
+        </w:trPr>
+        <w:tc>
+          <w:tcPr>
+            <w:tcW w:w="476" w:type="dxa"/>
+            <w:tcBorders>
+              <w:top w:val="single" w:sz="4" w:space="0" w:color="auto"/>
+              <w:left w:val="single" w:sz="4" w:space="0" w:color="auto"/>
+              <w:bottom w:val="single" w:sz="4" w:space="0" w:color="auto"/>
+              <w:right w:val="single" w:sz="4" w:space="0" w:color="auto"/>
+            </w:tcBorders>
+          </w:tcPr>
+          <w:p>
+            <w:pPr>
+              <w:spacing w:line="360" w:lineRule="auto"/>
+              <w:rPr>
+                <w:sz w:val="24"/>
+              </w:rPr>
+            </w:pPr>
+          </w:p>
+        </w:tc>
+        <w:tc>
+          <w:tcPr>
+            <w:tcW w:w="1190" w:type="dxa"/>
+            <w:tcBorders>
+              <w:top w:val="single" w:sz="4" w:space="0" w:color="auto"/>
+              <w:left w:val="single" w:sz="4" w:space="0" w:color="auto"/>
+              <w:bottom w:val="single" w:sz="4" w:space="0" w:color="auto"/>
+              <w:right w:val="single" w:sz="4" w:space="0" w:color="auto"/>
+            </w:tcBorders>
+          </w:tcPr>
+          <w:p>
+            <w:pPr>
+              <w:spacing w:line="360" w:lineRule="auto"/>
+              <w:jc w:val="center"/>
+              <w:rPr>
+                <w:sz w:val="24"/>
+              </w:rPr>
+            </w:pPr>
+            <w:r>
+              <w:rPr>
+                <w:sz w:val="24"/>
+              </w:rPr>
+              <w:t>S2</w:t>
+            </w:r>
+          </w:p>
+        </w:tc>
+        <w:tc>
+          <w:tcPr>
+            <w:tcW w:w="6544" w:type="dxa"/>
+            <w:tcBorders>
+              <w:top w:val="single" w:sz="4" w:space="0" w:color="auto"/>
+              <w:left w:val="single" w:sz="4" w:space="0" w:color="auto"/>
+              <w:bottom w:val="single" w:sz="4" w:space="0" w:color="auto"/>
+              <w:right w:val="single" w:sz="4" w:space="0" w:color="auto"/>
+            </w:tcBorders>
+          </w:tcPr>
+          <w:p>
+            <w:pPr>
+              <w:spacing w:line="360" w:lineRule="auto"/>
+              <w:ind w:left="255"/>
+              <w:rPr>
+                <w:sz w:val="24"/>
+              </w:rPr>
+            </w:pPr>
+            <w:r>
+              <w:rPr>
+                <w:sz w:val="24"/>
+              </w:rPr>
+              <w:t>Переключатель DIP, 8 секций</w:t>
+            </w:r>
+          </w:p>
+        </w:tc>
+        <w:tc>
+          <w:tcPr>
+            <w:tcW w:w="595" w:type="dxa"/>
+            <w:tcBorders>
+              <w:top w:val="single" w:sz="4" w:space="0" w:color="auto"/>
+              <w:left w:val="single" w:sz="4" w:space="0" w:color="auto"/>
+              <w:bottom w:val="single" w:sz="4" w:space="0" w:color="auto"/>
+              <w:right w:val="single" w:sz="4" w:space="0" w:color="auto"/>
+            </w:tcBorders>
+          </w:tcPr>
+          <w:p>
+            <w:pPr>
+              <w:spacing w:line="360" w:lineRule="auto"/>
+              <w:jc w:val="center"/>
+              <w:rPr>
+                <w:sz w:val="24"/>
+              </w:rPr>
+            </w:pPr>
+            <w:r>
+              <w:rPr>
+                <w:sz w:val="24"/>
+              </w:rPr>
+              <w:t>1</w:t>
+            </w:r>
+          </w:p>
+        </w:tc>
+        <w:tc>
+          <w:tcPr>
+            <w:tcW w:w="1543" w:type="dxa"/>
+            <w:tcBorders>
+              <w:top w:val="single" w:sz="4" w:space="0" w:color="auto"/>
+              <w:left w:val="single" w:sz="4" w:space="0" w:color="auto"/>
+              <w:bottom w:val="single" w:sz="4" w:space="0" w:color="auto"/>
+              <w:right w:val="single" w:sz="4" w:space="0" w:color="auto"/>
+            </w:tcBorders>
+          </w:tcPr>
+          <w:p>
+            <w:pPr>
+              <w:spacing w:line="360" w:lineRule="auto"/>
+              <w:jc w:val="center"/>
+              <w:rPr>
+                <w:sz w:val="24"/>
+              </w:rPr>
+            </w:pPr>
+          </w:p>
+        </w:tc>
+      </w:tr>
+      <w:tr>
+        <w:trPr>
+          <w:jc w:val="center"/>
+        </w:trPr>
+        <w:tc>
+          <w:tcPr>
+            <w:tcW w:w="476" w:type="dxa"/>
+            <w:tcBorders>
+              <w:top w:val="single" w:sz="4" w:space="0" w:color="auto"/>
+              <w:left w:val="single" w:sz="4" w:space="0" w:color="auto"/>
+              <w:bottom w:val="single" w:sz="4" w:space="0" w:color="auto"/>
+              <w:right w:val="single" w:sz="4" w:space="0" w:color="auto"/>
+            </w:tcBorders>
+          </w:tcPr>
+          <w:p>
+            <w:pPr>
+              <w:spacing w:line="360" w:lineRule="auto"/>
+              <w:rPr>
+                <w:sz w:val="24"/>
+              </w:rPr>
+            </w:pPr>
+          </w:p>
+        </w:tc>
+        <w:tc>
+          <w:tcPr>
+            <w:tcW w:w="1190" w:type="dxa"/>
+            <w:tcBorders>
+              <w:top w:val="single" w:sz="4" w:space="0" w:color="auto"/>
+              <w:left w:val="single" w:sz="4" w:space="0" w:color="auto"/>
+              <w:bottom w:val="single" w:sz="4" w:space="0" w:color="auto"/>
+              <w:right w:val="single" w:sz="4" w:space="0" w:color="auto"/>
+            </w:tcBorders>
+          </w:tcPr>
+          <w:p>
+            <w:pPr>
+              <w:spacing w:line="360" w:lineRule="auto"/>
+              <w:jc w:val="center"/>
+              <w:rPr>
+                <w:sz w:val="24"/>
+              </w:rPr>
+            </w:pPr>
+            <w:r>
+              <w:rPr>
+                <w:sz w:val="24"/>
+              </w:rPr>
+              <w:t>S3</w:t>
+            </w:r>
+          </w:p>
+        </w:tc>
+        <w:tc>
+          <w:tcPr>
+            <w:tcW w:w="6544" w:type="dxa"/>
+            <w:tcBorders>
+              <w:top w:val="single" w:sz="4" w:space="0" w:color="auto"/>
+              <w:left w:val="single" w:sz="4" w:space="0" w:color="auto"/>
+              <w:bottom w:val="single" w:sz="4" w:space="0" w:color="auto"/>
+              <w:right w:val="single" w:sz="4" w:space="0" w:color="auto"/>
+            </w:tcBorders>
+          </w:tcPr>
+          <w:p>
+            <w:pPr>
+              <w:spacing w:line="360" w:lineRule="auto"/>
+              <w:ind w:left="255"/>
+              <w:rPr>
+                <w:sz w:val="24"/>
+              </w:rPr>
+            </w:pPr>
+            <w:r>
+              <w:rPr>
+                <w:sz w:val="24"/>
+              </w:rPr>
+              <w:t>Переключатель DIP, 4 секции</w:t>
+            </w:r>
+          </w:p>
+        </w:tc>
+        <w:tc>
+          <w:tcPr>
+            <w:tcW w:w="595" w:type="dxa"/>
+            <w:tcBorders>
+              <w:top w:val="single" w:sz="4" w:space="0" w:color="auto"/>
+              <w:left w:val="single" w:sz="4" w:space="0" w:color="auto"/>
+              <w:bottom w:val="single" w:sz="4" w:space="0" w:color="auto"/>
+              <w:right w:val="single" w:sz="4" w:space="0" w:color="auto"/>
+            </w:tcBorders>
+          </w:tcPr>
+          <w:p>
+            <w:pPr>
+              <w:spacing w:line="360" w:lineRule="auto"/>
+              <w:jc w:val="center"/>
+              <w:rPr>
+                <w:sz w:val="24"/>
+              </w:rPr>
+            </w:pPr>
+            <w:r>
+              <w:rPr>
+                <w:sz w:val="24"/>
+              </w:rPr>
+              <w:t>1</w:t>
+            </w:r>
+          </w:p>
+        </w:tc>
+        <w:tc>
+          <w:tcPr>
+            <w:tcW w:w="1543" w:type="dxa"/>
+            <w:tcBorders>
+              <w:top w:val="single" w:sz="4" w:space="0" w:color="auto"/>
+              <w:left w:val="single" w:sz="4" w:space="0" w:color="auto"/>
+              <w:bottom w:val="single" w:sz="4" w:space="0" w:color="auto"/>
+              <w:right w:val="single" w:sz="4" w:space="0" w:color="auto"/>
+            </w:tcBorders>
+          </w:tcPr>
+          <w:p>
+            <w:pPr>
+              <w:spacing w:line="360" w:lineRule="auto"/>
+              <w:jc w:val="center"/>
+              <w:rPr>
+                <w:sz w:val="24"/>
+              </w:rPr>
+            </w:pPr>
+          </w:p>
+        </w:tc>
+      </w:tr>
+      <w:tr>
+        <w:trPr>
+          <w:jc w:val="center"/>
+        </w:trPr>
+        <w:tc>
+          <w:tcPr>
+            <w:tcW w:w="476" w:type="dxa"/>
+            <w:tcBorders>
+              <w:top w:val="single" w:sz="4" w:space="0" w:color="auto"/>
+              <w:left w:val="single" w:sz="4" w:space="0" w:color="auto"/>
+              <w:bottom w:val="single" w:sz="4" w:space="0" w:color="auto"/>
+              <w:right w:val="single" w:sz="4" w:space="0" w:color="auto"/>
+            </w:tcBorders>
+          </w:tcPr>
+          <w:p>
+            <w:pPr>
+              <w:spacing w:line="360" w:lineRule="auto"/>
+              <w:rPr>
+                <w:sz w:val="24"/>
+              </w:rPr>
+            </w:pPr>
+          </w:p>
+        </w:tc>
+        <w:tc>
+          <w:tcPr>
+            <w:tcW w:w="1190" w:type="dxa"/>
+            <w:tcBorders>
+              <w:top w:val="single" w:sz="4" w:space="0" w:color="auto"/>
+              <w:left w:val="single" w:sz="4" w:space="0" w:color="auto"/>
+              <w:bottom w:val="single" w:sz="4" w:space="0" w:color="auto"/>
+              <w:right w:val="single" w:sz="4" w:space="0" w:color="auto"/>
+            </w:tcBorders>
+          </w:tcPr>
+          <w:p>
+            <w:pPr>
+              <w:spacing w:line="360" w:lineRule="auto"/>
+              <w:jc w:val="center"/>
+              <w:rPr>
+                <w:sz w:val="24"/>
+              </w:rPr>
+            </w:pPr>
+            <w:r>
+              <w:rPr>
+                <w:sz w:val="24"/>
+              </w:rPr>
+              <w:t>S4</w:t>
+            </w:r>
+          </w:p>
+        </w:tc>
+        <w:tc>
+          <w:tcPr>
+            <w:tcW w:w="6544" w:type="dxa"/>
+            <w:tcBorders>
+              <w:top w:val="single" w:sz="4" w:space="0" w:color="auto"/>
+              <w:left w:val="single" w:sz="4" w:space="0" w:color="auto"/>
+              <w:bottom w:val="single" w:sz="4" w:space="0" w:color="auto"/>
+              <w:right w:val="single" w:sz="4" w:space="0" w:color="auto"/>
+            </w:tcBorders>
+          </w:tcPr>
+          <w:p>
+            <w:pPr>
+              <w:spacing w:line="360" w:lineRule="auto"/>
+              <w:ind w:left="255"/>
+              <w:rPr>
+                <w:sz w:val="24"/>
+              </w:rPr>
+            </w:pPr>
+            <w:r>
+              <w:rPr>
+                <w:sz w:val="24"/>
+              </w:rPr>
+              <w:t>Кнопка тактовая 6×6 мм</w:t>
+            </w:r>
+          </w:p>
+        </w:tc>
+        <w:tc>
+          <w:tcPr>
+            <w:tcW w:w="595" w:type="dxa"/>
+            <w:tcBorders>
+              <w:top w:val="single" w:sz="4" w:space="0" w:color="auto"/>
+              <w:left w:val="single" w:sz="4" w:space="0" w:color="auto"/>
+              <w:bottom w:val="single" w:sz="4" w:space="0" w:color="auto"/>
+              <w:right w:val="single" w:sz="4" w:space="0" w:color="auto"/>
+            </w:tcBorders>
+          </w:tcPr>
+          <w:p>
+            <w:pPr>
+              <w:spacing w:line="360" w:lineRule="auto"/>
+              <w:jc w:val="center"/>
+              <w:rPr>
+                <w:sz w:val="24"/>
+              </w:rPr>
+            </w:pPr>
+            <w:r>
+              <w:rPr>
+                <w:sz w:val="24"/>
+              </w:rPr>
+              <w:t>1</w:t>
+            </w:r>
+          </w:p>
+        </w:tc>
+        <w:tc>
+          <w:tcPr>
+            <w:tcW w:w="1543" w:type="dxa"/>
+            <w:tcBorders>
+              <w:top w:val="single" w:sz="4" w:space="0" w:color="auto"/>
+              <w:left w:val="single" w:sz="4" w:space="0" w:color="auto"/>
+              <w:bottom w:val="single" w:sz="4" w:space="0" w:color="auto"/>
+              <w:right w:val="single" w:sz="4" w:space="0" w:color="auto"/>
+            </w:tcBorders>
+          </w:tcPr>
+          <w:p>
+            <w:pPr>
+              <w:spacing w:line="360" w:lineRule="auto"/>
+              <w:jc w:val="center"/>
+              <w:rPr>
+                <w:sz w:val="24"/>
+              </w:rPr>
+            </w:pPr>
+          </w:p>
+        </w:tc>
+      </w:tr>
+      <w:tr>
+        <w:trPr>
+          <w:jc w:val="center"/>
+        </w:trPr>
+        <w:tc>
+          <w:tcPr>
+            <w:tcW w:w="476" w:type="dxa"/>
+            <w:tcBorders>
+              <w:top w:val="single" w:sz="4" w:space="0" w:color="auto"/>
+              <w:left w:val="single" w:sz="4" w:space="0" w:color="auto"/>
+              <w:bottom w:val="single" w:sz="4" w:space="0" w:color="auto"/>
+              <w:right w:val="single" w:sz="4" w:space="0" w:color="auto"/>
+            </w:tcBorders>
+          </w:tcPr>
+          <w:p>
+            <w:pPr>
+              <w:spacing w:line="360" w:lineRule="auto"/>
+              <w:rPr>
+                <w:sz w:val="24"/>
+              </w:rPr>
+            </w:pPr>
+          </w:p>
+        </w:tc>
+        <w:tc>
+          <w:tcPr>
+            <w:tcW w:w="1190" w:type="dxa"/>
+            <w:tcBorders>
+              <w:top w:val="single" w:sz="4" w:space="0" w:color="auto"/>
+              <w:left w:val="single" w:sz="4" w:space="0" w:color="auto"/>
+              <w:bottom w:val="single" w:sz="4" w:space="0" w:color="auto"/>
+              <w:right w:val="single" w:sz="4" w:space="0" w:color="auto"/>
+            </w:tcBorders>
+          </w:tcPr>
+          <w:p>
+            <w:pPr>
+              <w:spacing w:line="360" w:lineRule="auto"/>
+              <w:jc w:val="center"/>
+              <w:rPr>
+                <w:sz w:val="24"/>
+              </w:rPr>
+            </w:pPr>
+          </w:p>
+        </w:tc>
+        <w:tc>
+          <w:tcPr>
+            <w:tcW w:w="6544" w:type="dxa"/>
+            <w:tcBorders>
+              <w:top w:val="single" w:sz="4" w:space="0" w:color="auto"/>
+              <w:left w:val="single" w:sz="4" w:space="0" w:color="auto"/>
+              <w:bottom w:val="single" w:sz="4" w:space="0" w:color="auto"/>
+              <w:right w:val="single" w:sz="4" w:space="0" w:color="auto"/>
+            </w:tcBorders>
+          </w:tcPr>
+          <w:p>
+            <w:pPr>
+              <w:spacing w:line="360" w:lineRule="auto"/>
+              <w:ind w:left="255"/>
+              <w:rPr>
+                <w:sz w:val="24"/>
+              </w:rPr>
+            </w:pPr>
+          </w:p>
+        </w:tc>
+        <w:tc>
+          <w:tcPr>
+            <w:tcW w:w="595" w:type="dxa"/>
+            <w:tcBorders>
+              <w:top w:val="single" w:sz="4" w:space="0" w:color="auto"/>
+              <w:left w:val="single" w:sz="4" w:space="0" w:color="auto"/>
+              <w:bottom w:val="single" w:sz="4" w:space="0" w:color="auto"/>
+              <w:right w:val="single" w:sz="4" w:space="0" w:color="auto"/>
+            </w:tcBorders>
+          </w:tcPr>
+          <w:p>
+            <w:pPr>
+              <w:spacing w:line="360" w:lineRule="auto"/>
+              <w:jc w:val="center"/>
+              <w:rPr>
+                <w:sz w:val="24"/>
+              </w:rPr>
+            </w:pPr>
+          </w:p>
+        </w:tc>
+        <w:tc>
+          <w:tcPr>
+            <w:tcW w:w="1543" w:type="dxa"/>
+            <w:tcBorders>
+              <w:top w:val="single" w:sz="4" w:space="0" w:color="auto"/>
+              <w:left w:val="single" w:sz="4" w:space="0" w:color="auto"/>
+              <w:bottom w:val="single" w:sz="4" w:space="0" w:color="auto"/>
+              <w:right w:val="single" w:sz="4" w:space="0" w:color="auto"/>
+            </w:tcBorders>
+          </w:tcPr>
+          <w:p>
+            <w:pPr>
+              <w:spacing w:line="360" w:lineRule="auto"/>
+              <w:jc w:val="center"/>
+              <w:rPr>
+                <w:sz w:val="24"/>
+              </w:rPr>
+            </w:pPr>
+          </w:p>
+        </w:tc>
+      </w:tr>
+      <w:tr>
+        <w:trPr>
+          <w:jc w:val="center"/>
+        </w:trPr>
+        <w:tc>
+          <w:tcPr>
+            <w:tcW w:w="476" w:type="dxa"/>
+            <w:tcBorders>
+              <w:top w:val="single" w:sz="4" w:space="0" w:color="auto"/>
+              <w:left w:val="single" w:sz="4" w:space="0" w:color="auto"/>
+              <w:bottom w:val="single" w:sz="4" w:space="0" w:color="auto"/>
+              <w:right w:val="single" w:sz="4" w:space="0" w:color="auto"/>
+            </w:tcBorders>
+          </w:tcPr>
+          <w:p>
+            <w:pPr>
+              <w:spacing w:line="360" w:lineRule="auto"/>
+              <w:rPr>
+                <w:sz w:val="24"/>
+              </w:rPr>
+            </w:pPr>
+          </w:p>
+        </w:tc>
+        <w:tc>
+          <w:tcPr>
+            <w:tcW w:w="1190" w:type="dxa"/>
+            <w:tcBorders>
+              <w:top w:val="single" w:sz="4" w:space="0" w:color="auto"/>
+              <w:left w:val="single" w:sz="4" w:space="0" w:color="auto"/>
+              <w:bottom w:val="single" w:sz="4" w:space="0" w:color="auto"/>
+              <w:right w:val="single" w:sz="4" w:space="0" w:color="auto"/>
+            </w:tcBorders>
+          </w:tcPr>
+          <w:p>
+            <w:pPr>
+              <w:spacing w:line="360" w:lineRule="auto"/>
+              <w:jc w:val="center"/>
+              <w:rPr>
+                <w:sz w:val="24"/>
+              </w:rPr>
+            </w:pPr>
+          </w:p>
+        </w:tc>
+        <w:tc>
+          <w:tcPr>
+            <w:tcW w:w="6544" w:type="dxa"/>
+            <w:tcBorders>
+              <w:top w:val="single" w:sz="4" w:space="0" w:color="auto"/>
+              <w:left w:val="single" w:sz="4" w:space="0" w:color="auto"/>
+              <w:bottom w:val="single" w:sz="4" w:space="0" w:color="auto"/>
+              <w:right w:val="single" w:sz="4" w:space="0" w:color="auto"/>
+            </w:tcBorders>
+          </w:tcPr>
+          <w:p>
+            <w:pPr>
+              <w:spacing w:line="360" w:lineRule="auto"/>
+              <w:ind w:left="255"/>
+              <w:jc w:val="center"/>
+              <w:rPr>
+                <w:sz w:val="24"/>
+              </w:rPr>
+            </w:pPr>
+            <w:r>
+              <w:rPr>
+                <w:sz w:val="24"/>
+              </w:rPr>
+              <w:t>Диоды</w:t>
+            </w:r>
+          </w:p>
+        </w:tc>
+        <w:tc>
+          <w:tcPr>
+            <w:tcW w:w="595" w:type="dxa"/>
+            <w:tcBorders>
+              <w:top w:val="single" w:sz="4" w:space="0" w:color="auto"/>
+              <w:left w:val="single" w:sz="4" w:space="0" w:color="auto"/>
+              <w:bottom w:val="single" w:sz="4" w:space="0" w:color="auto"/>
+              <w:right w:val="single" w:sz="4" w:space="0" w:color="auto"/>
+            </w:tcBorders>
+          </w:tcPr>
+          <w:p>
+            <w:pPr>
+              <w:spacing w:line="360" w:lineRule="auto"/>
+              <w:jc w:val="center"/>
+              <w:rPr>
+                <w:sz w:val="24"/>
+              </w:rPr>
+            </w:pPr>
+          </w:p>
+        </w:tc>
+        <w:tc>
+          <w:tcPr>
+            <w:tcW w:w="1543" w:type="dxa"/>
+            <w:tcBorders>
+              <w:top w:val="single" w:sz="4" w:space="0" w:color="auto"/>
+              <w:left w:val="single" w:sz="4" w:space="0" w:color="auto"/>
+              <w:bottom w:val="single" w:sz="4" w:space="0" w:color="auto"/>
+              <w:right w:val="single" w:sz="4" w:space="0" w:color="auto"/>
+            </w:tcBorders>
+          </w:tcPr>
+          <w:p>
+            <w:pPr>
+              <w:spacing w:line="360" w:lineRule="auto"/>
+              <w:jc w:val="center"/>
+              <w:rPr>
+                <w:sz w:val="24"/>
+              </w:rPr>
+            </w:pPr>
+          </w:p>
+        </w:tc>
+      </w:tr>
+      <w:tr>
+        <w:trPr>
+          <w:jc w:val="center"/>
+        </w:trPr>
+        <w:tc>
+          <w:tcPr>
+            <w:tcW w:w="476" w:type="dxa"/>
+            <w:tcBorders>
+              <w:top w:val="single" w:sz="4" w:space="0" w:color="auto"/>
+              <w:left w:val="single" w:sz="4" w:space="0" w:color="auto"/>
+              <w:bottom w:val="single" w:sz="4" w:space="0" w:color="auto"/>
+              <w:right w:val="single" w:sz="4" w:space="0" w:color="auto"/>
+            </w:tcBorders>
+          </w:tcPr>
+          <w:p>
+            <w:pPr>
+              <w:spacing w:line="360" w:lineRule="auto"/>
+              <w:rPr>
+                <w:sz w:val="24"/>
+              </w:rPr>
+            </w:pPr>
+          </w:p>
+        </w:tc>
+        <w:tc>
+          <w:tcPr>
+            <w:tcW w:w="1190" w:type="dxa"/>
+            <w:tcBorders>
+              <w:top w:val="single" w:sz="4" w:space="0" w:color="auto"/>
+              <w:left w:val="single" w:sz="4" w:space="0" w:color="auto"/>
+              <w:bottom w:val="single" w:sz="4" w:space="0" w:color="auto"/>
+              <w:right w:val="single" w:sz="4" w:space="0" w:color="auto"/>
+            </w:tcBorders>
+          </w:tcPr>
+          <w:p>
+            <w:pPr>
+              <w:spacing w:line="360" w:lineRule="auto"/>
+              <w:jc w:val="center"/>
+              <w:rPr>
+                <w:sz w:val="24"/>
+              </w:rPr>
+            </w:pPr>
+            <w:r>
+              <w:rPr>
+                <w:sz w:val="24"/>
+              </w:rPr>
               <w:t>VD1</w:t>
             </w:r>
           </w:p>
@@ -9350,6 +10973,134 @@
                 <w:sz w:val="24"/>
               </w:rPr>
             </w:pPr>
+          </w:p>
+        </w:tc>
+      </w:tr>
+      <w:tr>
+        <w:trPr>
+          <w:jc w:val="center"/>
+        </w:trPr>
+        <w:tc>
+          <w:tcPr>
+            <w:tcW w:w="476" w:type="dxa"/>
+            <w:tcBorders>
+              <w:top w:val="single" w:sz="4" w:space="0" w:color="auto"/>
+              <w:left w:val="single" w:sz="4" w:space="0" w:color="auto"/>
+              <w:bottom w:val="single" w:sz="4" w:space="0" w:color="auto"/>
+              <w:right w:val="single" w:sz="4" w:space="0" w:color="auto"/>
+            </w:tcBorders>
+          </w:tcPr>
+          <w:p>
+            <w:pPr>
+              <w:spacing w:line="360" w:lineRule="auto"/>
+              <w:rPr>
+                <w:sz w:val="24"/>
+              </w:rPr>
+            </w:pPr>
+          </w:p>
+        </w:tc>
+        <w:tc>
+          <w:tcPr>
+            <w:tcW w:w="1190" w:type="dxa"/>
+            <w:tcBorders>
+              <w:top w:val="single" w:sz="4" w:space="0" w:color="auto"/>
+              <w:left w:val="single" w:sz="4" w:space="0" w:color="auto"/>
+              <w:bottom w:val="single" w:sz="4" w:space="0" w:color="auto"/>
+              <w:right w:val="single" w:sz="4" w:space="0" w:color="auto"/>
+            </w:tcBorders>
+          </w:tcPr>
+          <w:p>
+            <w:pPr>
+              <w:spacing w:line="360" w:lineRule="auto"/>
+              <w:jc w:val="center"/>
+              <w:rPr>
+                <w:sz w:val="24"/>
+              </w:rPr>
+            </w:pPr>
+            <w:r>
+              <w:rPr>
+                <w:sz w:val="24"/>
+              </w:rPr>
+              <w:t>VD2</w:t>
+            </w:r>
+          </w:p>
+        </w:tc>
+        <w:tc>
+          <w:tcPr>
+            <w:tcW w:w="6544" w:type="dxa"/>
+            <w:tcBorders>
+              <w:top w:val="single" w:sz="4" w:space="0" w:color="auto"/>
+              <w:left w:val="single" w:sz="4" w:space="0" w:color="auto"/>
+              <w:bottom w:val="single" w:sz="4" w:space="0" w:color="auto"/>
+              <w:right w:val="single" w:sz="4" w:space="0" w:color="auto"/>
+            </w:tcBorders>
+          </w:tcPr>
+          <w:p>
+            <w:pPr>
+              <w:spacing w:line="360" w:lineRule="auto"/>
+              <w:ind w:left="255"/>
+              <w:rPr>
+                <w:sz w:val="24"/>
+              </w:rPr>
+            </w:pPr>
+            <w:r>
+              <w:rPr>
+                <w:sz w:val="24"/>
+              </w:rPr>
+              <w:t>Диод 2Д2990А</w:t>
+            </w:r>
+          </w:p>
+        </w:tc>
+        <w:tc>
+          <w:tcPr>
+            <w:tcW w:w="595" w:type="dxa"/>
+            <w:tcBorders>
+              <w:top w:val="single" w:sz="4" w:space="0" w:color="auto"/>
+              <w:left w:val="single" w:sz="4" w:space="0" w:color="auto"/>
+              <w:bottom w:val="single" w:sz="4" w:space="0" w:color="auto"/>
+              <w:right w:val="single" w:sz="4" w:space="0" w:color="auto"/>
+            </w:tcBorders>
+          </w:tcPr>
+          <w:p>
+            <w:pPr>
+              <w:spacing w:line="360" w:lineRule="auto"/>
+              <w:jc w:val="center"/>
+              <w:rPr>
+                <w:sz w:val="24"/>
+              </w:rPr>
+            </w:pPr>
+            <w:r>
+              <w:rPr>
+                <w:sz w:val="24"/>
+              </w:rPr>
+              <w:t>1</w:t>
+            </w:r>
+          </w:p>
+        </w:tc>
+        <w:tc>
+          <w:tcPr>
+            <w:tcW w:w="1543" w:type="dxa"/>
+            <w:tcBorders>
+              <w:top w:val="single" w:sz="4" w:space="0" w:color="auto"/>
+              <w:left w:val="single" w:sz="4" w:space="0" w:color="auto"/>
+              <w:bottom w:val="single" w:sz="4" w:space="0" w:color="auto"/>
+              <w:right w:val="single" w:sz="4" w:space="0" w:color="auto"/>
+            </w:tcBorders>
+          </w:tcPr>
+          <w:p>
+            <w:pPr>
+              <w:spacing w:line="360" w:lineRule="auto"/>
+              <w:jc w:val="center"/>
+              <w:rPr>
+                <w:sz w:val="24"/>
+              </w:rPr>
+            </w:pPr>
+            <w:r>
+              <w:rPr>
+                <w:sz w:val="20"/>
+              </w:rPr>
+              <w:t>ТУ, корпус уточн.</w:t>
+            </w:r>
           </w:p>
         </w:tc>
       </w:tr>
